--- a/Claude outputs/MIM Add-Ons - Acuity Setup and Website Copy.docx
+++ b/Claude outputs/MIM Add-Ons - Acuity Setup and Website Copy.docx
@@ -43,7 +43,7 @@
           <w:sz w:val="20"/>
           <w:szCs w:val="20"/>
         </w:rPr>
-        <w:t xml:space="preserve">Prepared September 9, 2026 · rev. 3 (Styled Backdrop + example-setup language)</w:t>
+        <w:t xml:space="preserve">Prepared September 9, 2026 · rev. 4 (Acuity add-ons carry the sell in the name; appointment-type description paragraph; fallback single form)</w:t>
       </w:r>
     </w:p>
     <w:p>
@@ -66,7 +66,7 @@
           <w:sz w:val="22"/>
           <w:szCs w:val="22"/>
         </w:rPr>
-        <w:t xml:space="preserve">Part 1 is the final price list. Part 2 is everything you paste into Acuity — add-on names, prices, descriptions, and the intake questions, in the order you build them. Part 3 is the website copy for marriedinmoments.com. Part 4 is a short list of decisions I made on your behalf that you can change with one edit.</w:t>
+        <w:t xml:space="preserve">Part 1 is the final price list. Part 2 is everything you paste into Acuity — add-on names and prices, the appointment-type description paragraph, and the intake questions, in the order you build them. Part 3 is the website copy for marriedinmoments.com. Part 4 is a short list of decisions I made on your behalf that you can change with one edit.</w:t>
       </w:r>
     </w:p>
     <w:p>
@@ -1529,10 +1529,20 @@
       <w:r>
         <w:rPr>
           <w:rFonts w:ascii="Calibri" w:cs="Calibri" w:eastAsia="Calibri" w:hAnsi="Calibri"/>
-          <w:sz w:val="22"/>
-          <w:szCs w:val="22"/>
-        </w:rPr>
-        <w:t xml:space="preserve">Paste the name and description exactly as written. The description is what the couple reads on the booking page, so it is in your MIM voice — first person, warm, says why.</w:t>
+          <w:b/>
+          <w:bCs/>
+          <w:sz w:val="22"/>
+          <w:szCs w:val="22"/>
+        </w:rPr>
+        <w:t xml:space="preserve">Acuity add-ons have no description field </w:t>
+      </w:r>
+      <w:r>
+        <w:rPr>
+          <w:rFonts w:ascii="Calibri" w:cs="Calibri" w:eastAsia="Calibri" w:hAnsi="Calibri"/>
+          <w:sz w:val="22"/>
+          <w:szCs w:val="22"/>
+        </w:rPr>
+        <w:t xml:space="preserve">— only a name, a price change, a duration change, an access level, and the appointment types that offer it. So the “sell” goes in two places: the add-on name (the only text the couple sees next to the price) and the appointment type description (Step 1b). Paste the names exactly as written; the phrase after the dash is doing the work of a description.</w:t>
       </w:r>
     </w:p>
     <w:tbl>
@@ -1548,9 +1558,9 @@
         </w:tblBorders>
       </w:tblPr>
       <w:tblGrid>
-        <w:gridCol w:w="2300"/>
-        <w:gridCol w:w="900"/>
-        <w:gridCol w:w="5840"/>
+        <w:gridCol w:w="5300"/>
+        <w:gridCol w:w="1100"/>
+        <w:gridCol w:w="2640"/>
       </w:tblGrid>
       <w:tr>
         <w:trPr>
@@ -1558,7 +1568,7 @@
         </w:trPr>
         <w:tc>
           <w:tcPr>
-            <w:tcW w:type="dxa" w:w="2300"/>
+            <w:tcW w:type="dxa" w:w="5300"/>
             <w:shd w:fill="F5E9EE" w:color="auto" w:val="clear"/>
             <w:tcMar>
               <w:top w:type="dxa" w:w="80"/>
@@ -1585,7 +1595,7 @@
         </w:tc>
         <w:tc>
           <w:tcPr>
-            <w:tcW w:type="dxa" w:w="900"/>
+            <w:tcW w:type="dxa" w:w="1100"/>
             <w:shd w:fill="F5E9EE" w:color="auto" w:val="clear"/>
             <w:tcMar>
               <w:top w:type="dxa" w:w="80"/>
@@ -1606,13 +1616,13 @@
                 <w:sz w:val="20"/>
                 <w:szCs w:val="20"/>
               </w:rPr>
-              <w:t xml:space="preserve">Price</w:t>
-            </w:r>
-          </w:p>
-        </w:tc>
-        <w:tc>
-          <w:tcPr>
-            <w:tcW w:type="dxa" w:w="5840"/>
+              <w:t xml:space="preserve">Price change</w:t>
+            </w:r>
+          </w:p>
+        </w:tc>
+        <w:tc>
+          <w:tcPr>
+            <w:tcW w:type="dxa" w:w="2640"/>
             <w:shd w:fill="F5E9EE" w:color="auto" w:val="clear"/>
             <w:tcMar>
               <w:top w:type="dxa" w:w="80"/>
@@ -1633,7 +1643,7 @@
                 <w:sz w:val="20"/>
                 <w:szCs w:val="20"/>
               </w:rPr>
-              <w:t xml:space="preserve">Description (what the couple sees)</w:t>
+              <w:t xml:space="preserve">Offer on these appointment types</w:t>
             </w:r>
           </w:p>
         </w:tc>
@@ -1644,33 +1654,33 @@
         </w:trPr>
         <w:tc>
           <w:tcPr>
-            <w:tcW w:type="dxa" w:w="2300"/>
-            <w:tcMar>
-              <w:top w:type="dxa" w:w="80"/>
-              <w:left w:type="dxa" w:w="120"/>
-              <w:bottom w:type="dxa" w:w="80"/>
-              <w:right w:type="dxa" w:w="120"/>
-            </w:tcMar>
-          </w:tcPr>
-          <w:p>
-            <w:pPr>
-              <w:spacing w:after="0"/>
-            </w:pPr>
-            <w:r>
-              <w:rPr>
-                <w:rFonts w:ascii="Calibri" w:cs="Calibri" w:eastAsia="Calibri" w:hAnsi="Calibri"/>
-                <w:b w:val="false"/>
-                <w:bCs w:val="false"/>
-                <w:sz w:val="20"/>
-                <w:szCs w:val="20"/>
-              </w:rPr>
-              <w:t xml:space="preserve">The Styled Backdrop</w:t>
-            </w:r>
-          </w:p>
-        </w:tc>
-        <w:tc>
-          <w:tcPr>
-            <w:tcW w:type="dxa" w:w="900"/>
+            <w:tcW w:type="dxa" w:w="5300"/>
+            <w:tcMar>
+              <w:top w:type="dxa" w:w="80"/>
+              <w:left w:type="dxa" w:w="120"/>
+              <w:bottom w:type="dxa" w:w="80"/>
+              <w:right w:type="dxa" w:w="120"/>
+            </w:tcMar>
+          </w:tcPr>
+          <w:p>
+            <w:pPr>
+              <w:spacing w:after="0"/>
+            </w:pPr>
+            <w:r>
+              <w:rPr>
+                <w:rFonts w:ascii="Calibri" w:cs="Calibri" w:eastAsia="Calibri" w:hAnsi="Calibri"/>
+                <w:b w:val="false"/>
+                <w:bCs w:val="false"/>
+                <w:sz w:val="20"/>
+                <w:szCs w:val="20"/>
+              </w:rPr>
+              <w:t xml:space="preserve">The Styled Backdrop — silk florals, twinkle lights &amp; candlelight</w:t>
+            </w:r>
+          </w:p>
+        </w:tc>
+        <w:tc>
+          <w:tcPr>
+            <w:tcW w:type="dxa" w:w="1100"/>
             <w:tcMar>
               <w:top w:type="dxa" w:w="80"/>
               <w:left w:type="dxa" w:w="120"/>
@@ -1696,27 +1706,27 @@
         </w:tc>
         <w:tc>
           <w:tcPr>
-            <w:tcW w:type="dxa" w:w="5840"/>
-            <w:tcMar>
-              <w:top w:type="dxa" w:w="80"/>
-              <w:left w:type="dxa" w:w="120"/>
-              <w:bottom w:type="dxa" w:w="80"/>
-              <w:right w:type="dxa" w:w="120"/>
-            </w:tcMar>
-          </w:tcPr>
-          <w:p>
-            <w:pPr>
-              <w:spacing w:after="0"/>
-            </w:pPr>
-            <w:r>
-              <w:rPr>
-                <w:rFonts w:ascii="Calibri" w:cs="Calibri" w:eastAsia="Calibri" w:hAnsi="Calibri"/>
-                <w:b w:val="false"/>
-                <w:bCs w:val="false"/>
-                <w:sz w:val="20"/>
-                <w:szCs w:val="20"/>
-              </w:rPr>
-              <w:t xml:space="preserve">Your drapery backdrop comes with The Minute Chapel. Add silk florals, a curtain of twinkle lights, and candlelight, and the whole room changes. I set it before you arrive — nothing for you to do but walk in. Photos show an example setup; styling details may vary, and your day will be just as beautiful.</w:t>
+            <w:tcW w:type="dxa" w:w="2640"/>
+            <w:tcMar>
+              <w:top w:type="dxa" w:w="80"/>
+              <w:left w:type="dxa" w:w="120"/>
+              <w:bottom w:type="dxa" w:w="80"/>
+              <w:right w:type="dxa" w:w="120"/>
+            </w:tcMar>
+          </w:tcPr>
+          <w:p>
+            <w:pPr>
+              <w:spacing w:after="0"/>
+            </w:pPr>
+            <w:r>
+              <w:rPr>
+                <w:rFonts w:ascii="Calibri" w:cs="Calibri" w:eastAsia="Calibri" w:hAnsi="Calibri"/>
+                <w:b w:val="false"/>
+                <w:bCs w:val="false"/>
+                <w:sz w:val="20"/>
+                <w:szCs w:val="20"/>
+              </w:rPr>
+              <w:t xml:space="preserve">Just the Two of Us, The Minute Chapel</w:t>
             </w:r>
           </w:p>
         </w:tc>
@@ -1727,33 +1737,33 @@
         </w:trPr>
         <w:tc>
           <w:tcPr>
-            <w:tcW w:type="dxa" w:w="2300"/>
-            <w:tcMar>
-              <w:top w:type="dxa" w:w="80"/>
-              <w:left w:type="dxa" w:w="120"/>
-              <w:bottom w:type="dxa" w:w="80"/>
-              <w:right w:type="dxa" w:w="120"/>
-            </w:tcMar>
-          </w:tcPr>
-          <w:p>
-            <w:pPr>
-              <w:spacing w:after="0"/>
-            </w:pPr>
-            <w:r>
-              <w:rPr>
-                <w:rFonts w:ascii="Calibri" w:cs="Calibri" w:eastAsia="Calibri" w:hAnsi="Calibri"/>
-                <w:b w:val="false"/>
-                <w:bCs w:val="false"/>
-                <w:sz w:val="20"/>
-                <w:szCs w:val="20"/>
-              </w:rPr>
-              <w:t xml:space="preserve">Cookies — Set of 4</w:t>
-            </w:r>
-          </w:p>
-        </w:tc>
-        <w:tc>
-          <w:tcPr>
-            <w:tcW w:type="dxa" w:w="900"/>
+            <w:tcW w:type="dxa" w:w="5300"/>
+            <w:tcMar>
+              <w:top w:type="dxa" w:w="80"/>
+              <w:left w:type="dxa" w:w="120"/>
+              <w:bottom w:type="dxa" w:w="80"/>
+              <w:right w:type="dxa" w:w="120"/>
+            </w:tcMar>
+          </w:tcPr>
+          <w:p>
+            <w:pPr>
+              <w:spacing w:after="0"/>
+            </w:pPr>
+            <w:r>
+              <w:rPr>
+                <w:rFonts w:ascii="Calibri" w:cs="Calibri" w:eastAsia="Calibri" w:hAnsi="Calibri"/>
+                <w:b w:val="false"/>
+                <w:bCs w:val="false"/>
+                <w:sz w:val="20"/>
+                <w:szCs w:val="20"/>
+              </w:rPr>
+              <w:t xml:space="preserve">Cookies, Set of 4 — two for today, two to tuck away</w:t>
+            </w:r>
+          </w:p>
+        </w:tc>
+        <w:tc>
+          <w:tcPr>
+            <w:tcW w:type="dxa" w:w="1100"/>
             <w:tcMar>
               <w:top w:type="dxa" w:w="80"/>
               <w:left w:type="dxa" w:w="120"/>
@@ -1779,27 +1789,27 @@
         </w:tc>
         <w:tc>
           <w:tcPr>
-            <w:tcW w:type="dxa" w:w="5840"/>
-            <w:tcMar>
-              <w:top w:type="dxa" w:w="80"/>
-              <w:left w:type="dxa" w:w="120"/>
-              <w:bottom w:type="dxa" w:w="80"/>
-              <w:right w:type="dxa" w:w="120"/>
-            </w:tcMar>
-          </w:tcPr>
-          <w:p>
-            <w:pPr>
-              <w:spacing w:after="0"/>
-            </w:pPr>
-            <w:r>
-              <w:rPr>
-                <w:rFonts w:ascii="Calibri" w:cs="Calibri" w:eastAsia="Calibri" w:hAnsi="Calibri"/>
-                <w:b w:val="false"/>
-                <w:bCs w:val="false"/>
-                <w:sz w:val="20"/>
-                <w:szCs w:val="20"/>
-              </w:rPr>
-              <w:t xml:space="preserve">Hand-decorated and made for the two of you. Two for today, two to tuck away. Each cookie is sealed on its own so it stays fresh. You’ll pick your designs and colors on the next screen.</w:t>
+            <w:tcW w:type="dxa" w:w="2640"/>
+            <w:tcMar>
+              <w:top w:type="dxa" w:w="80"/>
+              <w:left w:type="dxa" w:w="120"/>
+              <w:bottom w:type="dxa" w:w="80"/>
+              <w:right w:type="dxa" w:w="120"/>
+            </w:tcMar>
+          </w:tcPr>
+          <w:p>
+            <w:pPr>
+              <w:spacing w:after="0"/>
+            </w:pPr>
+            <w:r>
+              <w:rPr>
+                <w:rFonts w:ascii="Calibri" w:cs="Calibri" w:eastAsia="Calibri" w:hAnsi="Calibri"/>
+                <w:b w:val="false"/>
+                <w:bCs w:val="false"/>
+                <w:sz w:val="20"/>
+                <w:szCs w:val="20"/>
+              </w:rPr>
+              <w:t xml:space="preserve">All three</w:t>
             </w:r>
           </w:p>
         </w:tc>
@@ -1810,33 +1820,33 @@
         </w:trPr>
         <w:tc>
           <w:tcPr>
-            <w:tcW w:type="dxa" w:w="2300"/>
-            <w:tcMar>
-              <w:top w:type="dxa" w:w="80"/>
-              <w:left w:type="dxa" w:w="120"/>
-              <w:bottom w:type="dxa" w:w="80"/>
-              <w:right w:type="dxa" w:w="120"/>
-            </w:tcMar>
-          </w:tcPr>
-          <w:p>
-            <w:pPr>
-              <w:spacing w:after="0"/>
-            </w:pPr>
-            <w:r>
-              <w:rPr>
-                <w:rFonts w:ascii="Calibri" w:cs="Calibri" w:eastAsia="Calibri" w:hAnsi="Calibri"/>
-                <w:b w:val="false"/>
-                <w:bCs w:val="false"/>
-                <w:sz w:val="20"/>
-                <w:szCs w:val="20"/>
-              </w:rPr>
-              <w:t xml:space="preserve">Cookies — Set of 6</w:t>
-            </w:r>
-          </w:p>
-        </w:tc>
-        <w:tc>
-          <w:tcPr>
-            <w:tcW w:type="dxa" w:w="900"/>
+            <w:tcW w:type="dxa" w:w="5300"/>
+            <w:tcMar>
+              <w:top w:type="dxa" w:w="80"/>
+              <w:left w:type="dxa" w:w="120"/>
+              <w:bottom w:type="dxa" w:w="80"/>
+              <w:right w:type="dxa" w:w="120"/>
+            </w:tcMar>
+          </w:tcPr>
+          <w:p>
+            <w:pPr>
+              <w:spacing w:after="0"/>
+            </w:pPr>
+            <w:r>
+              <w:rPr>
+                <w:rFonts w:ascii="Calibri" w:cs="Calibri" w:eastAsia="Calibri" w:hAnsi="Calibri"/>
+                <w:b w:val="false"/>
+                <w:bCs w:val="false"/>
+                <w:sz w:val="20"/>
+                <w:szCs w:val="20"/>
+              </w:rPr>
+              <w:t xml:space="preserve">Cookies, Set of 6 — adds a pair for your witnesses</w:t>
+            </w:r>
+          </w:p>
+        </w:tc>
+        <w:tc>
+          <w:tcPr>
+            <w:tcW w:type="dxa" w:w="1100"/>
             <w:tcMar>
               <w:top w:type="dxa" w:w="80"/>
               <w:left w:type="dxa" w:w="120"/>
@@ -1862,27 +1872,27 @@
         </w:tc>
         <w:tc>
           <w:tcPr>
-            <w:tcW w:type="dxa" w:w="5840"/>
-            <w:tcMar>
-              <w:top w:type="dxa" w:w="80"/>
-              <w:left w:type="dxa" w:w="120"/>
-              <w:bottom w:type="dxa" w:w="80"/>
-              <w:right w:type="dxa" w:w="120"/>
-            </w:tcMar>
-          </w:tcPr>
-          <w:p>
-            <w:pPr>
-              <w:spacing w:after="0"/>
-            </w:pPr>
-            <w:r>
-              <w:rPr>
-                <w:rFonts w:ascii="Calibri" w:cs="Calibri" w:eastAsia="Calibri" w:hAnsi="Calibri"/>
-                <w:b w:val="false"/>
-                <w:bCs w:val="false"/>
-                <w:sz w:val="20"/>
-                <w:szCs w:val="20"/>
-              </w:rPr>
-              <w:t xml:space="preserve">The set of 4, plus a pair for your witnesses. Each cookie is sealed on its own so it stays fresh. You’ll pick your designs and colors on the next screen.</w:t>
+            <w:tcW w:type="dxa" w:w="2640"/>
+            <w:tcMar>
+              <w:top w:type="dxa" w:w="80"/>
+              <w:left w:type="dxa" w:w="120"/>
+              <w:bottom w:type="dxa" w:w="80"/>
+              <w:right w:type="dxa" w:w="120"/>
+            </w:tcMar>
+          </w:tcPr>
+          <w:p>
+            <w:pPr>
+              <w:spacing w:after="0"/>
+            </w:pPr>
+            <w:r>
+              <w:rPr>
+                <w:rFonts w:ascii="Calibri" w:cs="Calibri" w:eastAsia="Calibri" w:hAnsi="Calibri"/>
+                <w:b w:val="false"/>
+                <w:bCs w:val="false"/>
+                <w:sz w:val="20"/>
+                <w:szCs w:val="20"/>
+              </w:rPr>
+              <w:t xml:space="preserve">All three</w:t>
             </w:r>
           </w:p>
         </w:tc>
@@ -1893,33 +1903,33 @@
         </w:trPr>
         <w:tc>
           <w:tcPr>
-            <w:tcW w:type="dxa" w:w="2300"/>
-            <w:tcMar>
-              <w:top w:type="dxa" w:w="80"/>
-              <w:left w:type="dxa" w:w="120"/>
-              <w:bottom w:type="dxa" w:w="80"/>
-              <w:right w:type="dxa" w:w="120"/>
-            </w:tcMar>
-          </w:tcPr>
-          <w:p>
-            <w:pPr>
-              <w:spacing w:after="0"/>
-            </w:pPr>
-            <w:r>
-              <w:rPr>
-                <w:rFonts w:ascii="Calibri" w:cs="Calibri" w:eastAsia="Calibri" w:hAnsi="Calibri"/>
-                <w:b w:val="false"/>
-                <w:bCs w:val="false"/>
-                <w:sz w:val="20"/>
-                <w:szCs w:val="20"/>
-              </w:rPr>
-              <w:t xml:space="preserve">Cookies — Set of 12</w:t>
-            </w:r>
-          </w:p>
-        </w:tc>
-        <w:tc>
-          <w:tcPr>
-            <w:tcW w:type="dxa" w:w="900"/>
+            <w:tcW w:type="dxa" w:w="5300"/>
+            <w:tcMar>
+              <w:top w:type="dxa" w:w="80"/>
+              <w:left w:type="dxa" w:w="120"/>
+              <w:bottom w:type="dxa" w:w="80"/>
+              <w:right w:type="dxa" w:w="120"/>
+            </w:tcMar>
+          </w:tcPr>
+          <w:p>
+            <w:pPr>
+              <w:spacing w:after="0"/>
+            </w:pPr>
+            <w:r>
+              <w:rPr>
+                <w:rFonts w:ascii="Calibri" w:cs="Calibri" w:eastAsia="Calibri" w:hAnsi="Calibri"/>
+                <w:b w:val="false"/>
+                <w:bCs w:val="false"/>
+                <w:sz w:val="20"/>
+                <w:szCs w:val="20"/>
+              </w:rPr>
+              <w:t xml:space="preserve">Cookies, Set of 12 — enough for a small guest list</w:t>
+            </w:r>
+          </w:p>
+        </w:tc>
+        <w:tc>
+          <w:tcPr>
+            <w:tcW w:type="dxa" w:w="1100"/>
             <w:tcMar>
               <w:top w:type="dxa" w:w="80"/>
               <w:left w:type="dxa" w:w="120"/>
@@ -1945,27 +1955,27 @@
         </w:tc>
         <w:tc>
           <w:tcPr>
-            <w:tcW w:type="dxa" w:w="5840"/>
-            <w:tcMar>
-              <w:top w:type="dxa" w:w="80"/>
-              <w:left w:type="dxa" w:w="120"/>
-              <w:bottom w:type="dxa" w:w="80"/>
-              <w:right w:type="dxa" w:w="120"/>
-            </w:tcMar>
-          </w:tcPr>
-          <w:p>
-            <w:pPr>
-              <w:spacing w:after="0"/>
-            </w:pPr>
-            <w:r>
-              <w:rPr>
-                <w:rFonts w:ascii="Calibri" w:cs="Calibri" w:eastAsia="Calibri" w:hAnsi="Calibri"/>
-                <w:b w:val="false"/>
-                <w:bCs w:val="false"/>
-                <w:sz w:val="20"/>
-                <w:szCs w:val="20"/>
-              </w:rPr>
-              <w:t xml:space="preserve">Enough for a small guest list. Each cookie is sealed on its own so it stays fresh. You’ll pick your designs and colors on the next screen.</w:t>
+            <w:tcW w:type="dxa" w:w="2640"/>
+            <w:tcMar>
+              <w:top w:type="dxa" w:w="80"/>
+              <w:left w:type="dxa" w:w="120"/>
+              <w:bottom w:type="dxa" w:w="80"/>
+              <w:right w:type="dxa" w:w="120"/>
+            </w:tcMar>
+          </w:tcPr>
+          <w:p>
+            <w:pPr>
+              <w:spacing w:after="0"/>
+            </w:pPr>
+            <w:r>
+              <w:rPr>
+                <w:rFonts w:ascii="Calibri" w:cs="Calibri" w:eastAsia="Calibri" w:hAnsi="Calibri"/>
+                <w:b w:val="false"/>
+                <w:bCs w:val="false"/>
+                <w:sz w:val="20"/>
+                <w:szCs w:val="20"/>
+              </w:rPr>
+              <w:t xml:space="preserve">All three</w:t>
             </w:r>
           </w:p>
         </w:tc>
@@ -1976,33 +1986,33 @@
         </w:trPr>
         <w:tc>
           <w:tcPr>
-            <w:tcW w:type="dxa" w:w="2300"/>
-            <w:tcMar>
-              <w:top w:type="dxa" w:w="80"/>
-              <w:left w:type="dxa" w:w="120"/>
-              <w:bottom w:type="dxa" w:w="80"/>
-              <w:right w:type="dxa" w:w="120"/>
-            </w:tcMar>
-          </w:tcPr>
-          <w:p>
-            <w:pPr>
-              <w:spacing w:after="0"/>
-            </w:pPr>
-            <w:r>
-              <w:rPr>
-                <w:rFonts w:ascii="Calibri" w:cs="Calibri" w:eastAsia="Calibri" w:hAnsi="Calibri"/>
-                <w:b w:val="false"/>
-                <w:bCs w:val="false"/>
-                <w:sz w:val="20"/>
-                <w:szCs w:val="20"/>
-              </w:rPr>
-              <w:t xml:space="preserve">Anniversary Cookies</w:t>
-            </w:r>
-          </w:p>
-        </w:tc>
-        <w:tc>
-          <w:tcPr>
-            <w:tcW w:type="dxa" w:w="900"/>
+            <w:tcW w:type="dxa" w:w="5300"/>
+            <w:tcMar>
+              <w:top w:type="dxa" w:w="80"/>
+              <w:left w:type="dxa" w:w="120"/>
+              <w:bottom w:type="dxa" w:w="80"/>
+              <w:right w:type="dxa" w:w="120"/>
+            </w:tcMar>
+          </w:tcPr>
+          <w:p>
+            <w:pPr>
+              <w:spacing w:after="0"/>
+            </w:pPr>
+            <w:r>
+              <w:rPr>
+                <w:rFonts w:ascii="Calibri" w:cs="Calibri" w:eastAsia="Calibri" w:hAnsi="Calibri"/>
+                <w:b w:val="false"/>
+                <w:bCs w:val="false"/>
+                <w:sz w:val="20"/>
+                <w:szCs w:val="20"/>
+              </w:rPr>
+              <w:t xml:space="preserve">Anniversary Cookies — two fresh cookies mailed on your first anniversary</w:t>
+            </w:r>
+          </w:p>
+        </w:tc>
+        <w:tc>
+          <w:tcPr>
+            <w:tcW w:type="dxa" w:w="1100"/>
             <w:tcMar>
               <w:top w:type="dxa" w:w="80"/>
               <w:left w:type="dxa" w:w="120"/>
@@ -2028,27 +2038,27 @@
         </w:tc>
         <w:tc>
           <w:tcPr>
-            <w:tcW w:type="dxa" w:w="5840"/>
-            <w:tcMar>
-              <w:top w:type="dxa" w:w="80"/>
-              <w:left w:type="dxa" w:w="120"/>
-              <w:bottom w:type="dxa" w:w="80"/>
-              <w:right w:type="dxa" w:w="120"/>
-            </w:tcMar>
-          </w:tcPr>
-          <w:p>
-            <w:pPr>
-              <w:spacing w:after="0"/>
-            </w:pPr>
-            <w:r>
-              <w:rPr>
-                <w:rFonts w:ascii="Calibri" w:cs="Calibri" w:eastAsia="Calibri" w:hAnsi="Calibri"/>
-                <w:b w:val="false"/>
-                <w:bCs w:val="false"/>
-                <w:sz w:val="20"/>
-                <w:szCs w:val="20"/>
-              </w:rPr>
-              <w:t xml:space="preserve">A year from now, two fresh cookies show up in your mailbox on your anniversary. I’ll ask where to send them on the next screen.</w:t>
+            <w:tcW w:type="dxa" w:w="2640"/>
+            <w:tcMar>
+              <w:top w:type="dxa" w:w="80"/>
+              <w:left w:type="dxa" w:w="120"/>
+              <w:bottom w:type="dxa" w:w="80"/>
+              <w:right w:type="dxa" w:w="120"/>
+            </w:tcMar>
+          </w:tcPr>
+          <w:p>
+            <w:pPr>
+              <w:spacing w:after="0"/>
+            </w:pPr>
+            <w:r>
+              <w:rPr>
+                <w:rFonts w:ascii="Calibri" w:cs="Calibri" w:eastAsia="Calibri" w:hAnsi="Calibri"/>
+                <w:b w:val="false"/>
+                <w:bCs w:val="false"/>
+                <w:sz w:val="20"/>
+                <w:szCs w:val="20"/>
+              </w:rPr>
+              <w:t xml:space="preserve">All three</w:t>
             </w:r>
           </w:p>
         </w:tc>
@@ -2059,33 +2069,33 @@
         </w:trPr>
         <w:tc>
           <w:tcPr>
-            <w:tcW w:type="dxa" w:w="2300"/>
-            <w:tcMar>
-              <w:top w:type="dxa" w:w="80"/>
-              <w:left w:type="dxa" w:w="120"/>
-              <w:bottom w:type="dxa" w:w="80"/>
-              <w:right w:type="dxa" w:w="120"/>
-            </w:tcMar>
-          </w:tcPr>
-          <w:p>
-            <w:pPr>
-              <w:spacing w:after="0"/>
-            </w:pPr>
-            <w:r>
-              <w:rPr>
-                <w:rFonts w:ascii="Calibri" w:cs="Calibri" w:eastAsia="Calibri" w:hAnsi="Calibri"/>
-                <w:b w:val="false"/>
-                <w:bCs w:val="false"/>
-                <w:sz w:val="20"/>
-                <w:szCs w:val="20"/>
-              </w:rPr>
-              <w:t xml:space="preserve">Personalized Cake</w:t>
-            </w:r>
-          </w:p>
-        </w:tc>
-        <w:tc>
-          <w:tcPr>
-            <w:tcW w:type="dxa" w:w="900"/>
+            <w:tcW w:type="dxa" w:w="5300"/>
+            <w:tcMar>
+              <w:top w:type="dxa" w:w="80"/>
+              <w:left w:type="dxa" w:w="120"/>
+              <w:bottom w:type="dxa" w:w="80"/>
+              <w:right w:type="dxa" w:w="120"/>
+            </w:tcMar>
+          </w:tcPr>
+          <w:p>
+            <w:pPr>
+              <w:spacing w:after="0"/>
+            </w:pPr>
+            <w:r>
+              <w:rPr>
+                <w:rFonts w:ascii="Calibri" w:cs="Calibri" w:eastAsia="Calibri" w:hAnsi="Calibri"/>
+                <w:b w:val="false"/>
+                <w:bCs w:val="false"/>
+                <w:sz w:val="20"/>
+                <w:szCs w:val="20"/>
+              </w:rPr>
+              <w:t xml:space="preserve">Personalized Cake — 6", vanilla or chocolate, your names on top, serves 2–6</w:t>
+            </w:r>
+          </w:p>
+        </w:tc>
+        <w:tc>
+          <w:tcPr>
+            <w:tcW w:type="dxa" w:w="1100"/>
             <w:tcMar>
               <w:top w:type="dxa" w:w="80"/>
               <w:left w:type="dxa" w:w="120"/>
@@ -2111,27 +2121,27 @@
         </w:tc>
         <w:tc>
           <w:tcPr>
-            <w:tcW w:type="dxa" w:w="5840"/>
-            <w:tcMar>
-              <w:top w:type="dxa" w:w="80"/>
-              <w:left w:type="dxa" w:w="120"/>
-              <w:bottom w:type="dxa" w:w="80"/>
-              <w:right w:type="dxa" w:w="120"/>
-            </w:tcMar>
-          </w:tcPr>
-          <w:p>
-            <w:pPr>
-              <w:spacing w:after="0"/>
-            </w:pPr>
-            <w:r>
-              <w:rPr>
-                <w:rFonts w:ascii="Calibri" w:cs="Calibri" w:eastAsia="Calibri" w:hAnsi="Calibri"/>
-                <w:b w:val="false"/>
-                <w:bCs w:val="false"/>
-                <w:sz w:val="20"/>
-                <w:szCs w:val="20"/>
-              </w:rPr>
-              <w:t xml:space="preserve">A six-inch cake with your names on it, vanilla or chocolate. Serves 2 to 6, which is the whole guest list at most of my ceremonies. Tell me what it should say on the next screen.</w:t>
+            <w:tcW w:type="dxa" w:w="2640"/>
+            <w:tcMar>
+              <w:top w:type="dxa" w:w="80"/>
+              <w:left w:type="dxa" w:w="120"/>
+              <w:bottom w:type="dxa" w:w="80"/>
+              <w:right w:type="dxa" w:w="120"/>
+            </w:tcMar>
+          </w:tcPr>
+          <w:p>
+            <w:pPr>
+              <w:spacing w:after="0"/>
+            </w:pPr>
+            <w:r>
+              <w:rPr>
+                <w:rFonts w:ascii="Calibri" w:cs="Calibri" w:eastAsia="Calibri" w:hAnsi="Calibri"/>
+                <w:b w:val="false"/>
+                <w:bCs w:val="false"/>
+                <w:sz w:val="20"/>
+                <w:szCs w:val="20"/>
+              </w:rPr>
+              <w:t xml:space="preserve">All three</w:t>
             </w:r>
           </w:p>
         </w:tc>
@@ -2142,33 +2152,33 @@
         </w:trPr>
         <w:tc>
           <w:tcPr>
-            <w:tcW w:type="dxa" w:w="2300"/>
-            <w:tcMar>
-              <w:top w:type="dxa" w:w="80"/>
-              <w:left w:type="dxa" w:w="120"/>
-              <w:bottom w:type="dxa" w:w="80"/>
-              <w:right w:type="dxa" w:w="120"/>
-            </w:tcMar>
-          </w:tcPr>
-          <w:p>
-            <w:pPr>
-              <w:spacing w:after="0"/>
-            </w:pPr>
-            <w:r>
-              <w:rPr>
-                <w:rFonts w:ascii="Calibri" w:cs="Calibri" w:eastAsia="Calibri" w:hAnsi="Calibri"/>
-                <w:b w:val="false"/>
-                <w:bCs w:val="false"/>
-                <w:sz w:val="20"/>
-                <w:szCs w:val="20"/>
-              </w:rPr>
-              <w:t xml:space="preserve">Bouquet — 6 Roses</w:t>
-            </w:r>
-          </w:p>
-        </w:tc>
-        <w:tc>
-          <w:tcPr>
-            <w:tcW w:type="dxa" w:w="900"/>
+            <w:tcW w:type="dxa" w:w="5300"/>
+            <w:tcMar>
+              <w:top w:type="dxa" w:w="80"/>
+              <w:left w:type="dxa" w:w="120"/>
+              <w:bottom w:type="dxa" w:w="80"/>
+              <w:right w:type="dxa" w:w="120"/>
+            </w:tcMar>
+          </w:tcPr>
+          <w:p>
+            <w:pPr>
+              <w:spacing w:after="0"/>
+            </w:pPr>
+            <w:r>
+              <w:rPr>
+                <w:rFonts w:ascii="Calibri" w:cs="Calibri" w:eastAsia="Calibri" w:hAnsi="Calibri"/>
+                <w:b w:val="false"/>
+                <w:bCs w:val="false"/>
+                <w:sz w:val="20"/>
+                <w:szCs w:val="20"/>
+              </w:rPr>
+              <w:t xml:space="preserve">Bouquet, 6 Roses — pink, white, or red</w:t>
+            </w:r>
+          </w:p>
+        </w:tc>
+        <w:tc>
+          <w:tcPr>
+            <w:tcW w:type="dxa" w:w="1100"/>
             <w:tcMar>
               <w:top w:type="dxa" w:w="80"/>
               <w:left w:type="dxa" w:w="120"/>
@@ -2194,27 +2204,27 @@
         </w:tc>
         <w:tc>
           <w:tcPr>
-            <w:tcW w:type="dxa" w:w="5840"/>
-            <w:tcMar>
-              <w:top w:type="dxa" w:w="80"/>
-              <w:left w:type="dxa" w:w="120"/>
-              <w:bottom w:type="dxa" w:w="80"/>
-              <w:right w:type="dxa" w:w="120"/>
-            </w:tcMar>
-          </w:tcPr>
-          <w:p>
-            <w:pPr>
-              <w:spacing w:after="0"/>
-            </w:pPr>
-            <w:r>
-              <w:rPr>
-                <w:rFonts w:ascii="Calibri" w:cs="Calibri" w:eastAsia="Calibri" w:hAnsi="Calibri"/>
-                <w:b w:val="false"/>
-                <w:bCs w:val="false"/>
-                <w:sz w:val="20"/>
-                <w:szCs w:val="20"/>
-              </w:rPr>
-              <w:t xml:space="preserve">A bouquet to hold while you say it. Pink, white, or red — you’ll choose on the next screen.</w:t>
+            <w:tcW w:type="dxa" w:w="2640"/>
+            <w:tcMar>
+              <w:top w:type="dxa" w:w="80"/>
+              <w:left w:type="dxa" w:w="120"/>
+              <w:bottom w:type="dxa" w:w="80"/>
+              <w:right w:type="dxa" w:w="120"/>
+            </w:tcMar>
+          </w:tcPr>
+          <w:p>
+            <w:pPr>
+              <w:spacing w:after="0"/>
+            </w:pPr>
+            <w:r>
+              <w:rPr>
+                <w:rFonts w:ascii="Calibri" w:cs="Calibri" w:eastAsia="Calibri" w:hAnsi="Calibri"/>
+                <w:b w:val="false"/>
+                <w:bCs w:val="false"/>
+                <w:sz w:val="20"/>
+                <w:szCs w:val="20"/>
+              </w:rPr>
+              <w:t xml:space="preserve">All three</w:t>
             </w:r>
           </w:p>
         </w:tc>
@@ -2225,33 +2235,33 @@
         </w:trPr>
         <w:tc>
           <w:tcPr>
-            <w:tcW w:type="dxa" w:w="2300"/>
-            <w:tcMar>
-              <w:top w:type="dxa" w:w="80"/>
-              <w:left w:type="dxa" w:w="120"/>
-              <w:bottom w:type="dxa" w:w="80"/>
-              <w:right w:type="dxa" w:w="120"/>
-            </w:tcMar>
-          </w:tcPr>
-          <w:p>
-            <w:pPr>
-              <w:spacing w:after="0"/>
-            </w:pPr>
-            <w:r>
-              <w:rPr>
-                <w:rFonts w:ascii="Calibri" w:cs="Calibri" w:eastAsia="Calibri" w:hAnsi="Calibri"/>
-                <w:b w:val="false"/>
-                <w:bCs w:val="false"/>
-                <w:sz w:val="20"/>
-                <w:szCs w:val="20"/>
-              </w:rPr>
-              <w:t xml:space="preserve">Bouquet — 12 Roses</w:t>
-            </w:r>
-          </w:p>
-        </w:tc>
-        <w:tc>
-          <w:tcPr>
-            <w:tcW w:type="dxa" w:w="900"/>
+            <w:tcW w:type="dxa" w:w="5300"/>
+            <w:tcMar>
+              <w:top w:type="dxa" w:w="80"/>
+              <w:left w:type="dxa" w:w="120"/>
+              <w:bottom w:type="dxa" w:w="80"/>
+              <w:right w:type="dxa" w:w="120"/>
+            </w:tcMar>
+          </w:tcPr>
+          <w:p>
+            <w:pPr>
+              <w:spacing w:after="0"/>
+            </w:pPr>
+            <w:r>
+              <w:rPr>
+                <w:rFonts w:ascii="Calibri" w:cs="Calibri" w:eastAsia="Calibri" w:hAnsi="Calibri"/>
+                <w:b w:val="false"/>
+                <w:bCs w:val="false"/>
+                <w:sz w:val="20"/>
+                <w:szCs w:val="20"/>
+              </w:rPr>
+              <w:t xml:space="preserve">Bouquet, 12 Roses — pink, white, or red</w:t>
+            </w:r>
+          </w:p>
+        </w:tc>
+        <w:tc>
+          <w:tcPr>
+            <w:tcW w:type="dxa" w:w="1100"/>
             <w:tcMar>
               <w:top w:type="dxa" w:w="80"/>
               <w:left w:type="dxa" w:w="120"/>
@@ -2277,27 +2287,27 @@
         </w:tc>
         <w:tc>
           <w:tcPr>
-            <w:tcW w:type="dxa" w:w="5840"/>
-            <w:tcMar>
-              <w:top w:type="dxa" w:w="80"/>
-              <w:left w:type="dxa" w:w="120"/>
-              <w:bottom w:type="dxa" w:w="80"/>
-              <w:right w:type="dxa" w:w="120"/>
-            </w:tcMar>
-          </w:tcPr>
-          <w:p>
-            <w:pPr>
-              <w:spacing w:after="0"/>
-            </w:pPr>
-            <w:r>
-              <w:rPr>
-                <w:rFonts w:ascii="Calibri" w:cs="Calibri" w:eastAsia="Calibri" w:hAnsi="Calibri"/>
-                <w:b w:val="false"/>
-                <w:bCs w:val="false"/>
-                <w:sz w:val="20"/>
-                <w:szCs w:val="20"/>
-              </w:rPr>
-              <w:t xml:space="preserve">A fuller bouquet to hold while you say it. Pink, white, or red — you’ll choose on the next screen.</w:t>
+            <w:tcW w:type="dxa" w:w="2640"/>
+            <w:tcMar>
+              <w:top w:type="dxa" w:w="80"/>
+              <w:left w:type="dxa" w:w="120"/>
+              <w:bottom w:type="dxa" w:w="80"/>
+              <w:right w:type="dxa" w:w="120"/>
+            </w:tcMar>
+          </w:tcPr>
+          <w:p>
+            <w:pPr>
+              <w:spacing w:after="0"/>
+            </w:pPr>
+            <w:r>
+              <w:rPr>
+                <w:rFonts w:ascii="Calibri" w:cs="Calibri" w:eastAsia="Calibri" w:hAnsi="Calibri"/>
+                <w:b w:val="false"/>
+                <w:bCs w:val="false"/>
+                <w:sz w:val="20"/>
+                <w:szCs w:val="20"/>
+              </w:rPr>
+              <w:t xml:space="preserve">All three</w:t>
             </w:r>
           </w:p>
         </w:tc>
@@ -2308,33 +2318,33 @@
         </w:trPr>
         <w:tc>
           <w:tcPr>
-            <w:tcW w:type="dxa" w:w="2300"/>
-            <w:tcMar>
-              <w:top w:type="dxa" w:w="80"/>
-              <w:left w:type="dxa" w:w="120"/>
-              <w:bottom w:type="dxa" w:w="80"/>
-              <w:right w:type="dxa" w:w="120"/>
-            </w:tcMar>
-          </w:tcPr>
-          <w:p>
-            <w:pPr>
-              <w:spacing w:after="0"/>
-            </w:pPr>
-            <w:r>
-              <w:rPr>
-                <w:rFonts w:ascii="Calibri" w:cs="Calibri" w:eastAsia="Calibri" w:hAnsi="Calibri"/>
-                <w:b w:val="false"/>
-                <w:bCs w:val="false"/>
-                <w:sz w:val="20"/>
-                <w:szCs w:val="20"/>
-              </w:rPr>
-              <w:t xml:space="preserve">Boutonniere</w:t>
-            </w:r>
-          </w:p>
-        </w:tc>
-        <w:tc>
-          <w:tcPr>
-            <w:tcW w:type="dxa" w:w="900"/>
+            <w:tcW w:type="dxa" w:w="5300"/>
+            <w:tcMar>
+              <w:top w:type="dxa" w:w="80"/>
+              <w:left w:type="dxa" w:w="120"/>
+              <w:bottom w:type="dxa" w:w="80"/>
+              <w:right w:type="dxa" w:w="120"/>
+            </w:tcMar>
+          </w:tcPr>
+          <w:p>
+            <w:pPr>
+              <w:spacing w:after="0"/>
+            </w:pPr>
+            <w:r>
+              <w:rPr>
+                <w:rFonts w:ascii="Calibri" w:cs="Calibri" w:eastAsia="Calibri" w:hAnsi="Calibri"/>
+                <w:b w:val="false"/>
+                <w:bCs w:val="false"/>
+                <w:sz w:val="20"/>
+                <w:szCs w:val="20"/>
+              </w:rPr>
+              <w:t xml:space="preserve">Boutonniere — single rose, pink, white, or red</w:t>
+            </w:r>
+          </w:p>
+        </w:tc>
+        <w:tc>
+          <w:tcPr>
+            <w:tcW w:type="dxa" w:w="1100"/>
             <w:tcMar>
               <w:top w:type="dxa" w:w="80"/>
               <w:left w:type="dxa" w:w="120"/>
@@ -2360,27 +2370,27 @@
         </w:tc>
         <w:tc>
           <w:tcPr>
-            <w:tcW w:type="dxa" w:w="5840"/>
-            <w:tcMar>
-              <w:top w:type="dxa" w:w="80"/>
-              <w:left w:type="dxa" w:w="120"/>
-              <w:bottom w:type="dxa" w:w="80"/>
-              <w:right w:type="dxa" w:w="120"/>
-            </w:tcMar>
-          </w:tcPr>
-          <w:p>
-            <w:pPr>
-              <w:spacing w:after="0"/>
-            </w:pPr>
-            <w:r>
-              <w:rPr>
-                <w:rFonts w:ascii="Calibri" w:cs="Calibri" w:eastAsia="Calibri" w:hAnsi="Calibri"/>
-                <w:b w:val="false"/>
-                <w:bCs w:val="false"/>
-                <w:sz w:val="20"/>
-                <w:szCs w:val="20"/>
-              </w:rPr>
-              <w:t xml:space="preserve">A single rose for the lapel. Pink, white, or red — you’ll choose on the next screen.</w:t>
+            <w:tcW w:type="dxa" w:w="2640"/>
+            <w:tcMar>
+              <w:top w:type="dxa" w:w="80"/>
+              <w:left w:type="dxa" w:w="120"/>
+              <w:bottom w:type="dxa" w:w="80"/>
+              <w:right w:type="dxa" w:w="120"/>
+            </w:tcMar>
+          </w:tcPr>
+          <w:p>
+            <w:pPr>
+              <w:spacing w:after="0"/>
+            </w:pPr>
+            <w:r>
+              <w:rPr>
+                <w:rFonts w:ascii="Calibri" w:cs="Calibri" w:eastAsia="Calibri" w:hAnsi="Calibri"/>
+                <w:b w:val="false"/>
+                <w:bCs w:val="false"/>
+                <w:sz w:val="20"/>
+                <w:szCs w:val="20"/>
+              </w:rPr>
+              <w:t xml:space="preserve">All three</w:t>
             </w:r>
           </w:p>
         </w:tc>
@@ -2391,33 +2401,33 @@
         </w:trPr>
         <w:tc>
           <w:tcPr>
-            <w:tcW w:type="dxa" w:w="2300"/>
-            <w:tcMar>
-              <w:top w:type="dxa" w:w="80"/>
-              <w:left w:type="dxa" w:w="120"/>
-              <w:bottom w:type="dxa" w:w="80"/>
-              <w:right w:type="dxa" w:w="120"/>
-            </w:tcMar>
-          </w:tcPr>
-          <w:p>
-            <w:pPr>
-              <w:spacing w:after="0"/>
-            </w:pPr>
-            <w:r>
-              <w:rPr>
-                <w:rFonts w:ascii="Calibri" w:cs="Calibri" w:eastAsia="Calibri" w:hAnsi="Calibri"/>
-                <w:b w:val="false"/>
-                <w:bCs w:val="false"/>
-                <w:sz w:val="20"/>
-                <w:szCs w:val="20"/>
-              </w:rPr>
-              <w:t xml:space="preserve">Matching Pair</w:t>
-            </w:r>
-          </w:p>
-        </w:tc>
-        <w:tc>
-          <w:tcPr>
-            <w:tcW w:type="dxa" w:w="900"/>
+            <w:tcW w:type="dxa" w:w="5300"/>
+            <w:tcMar>
+              <w:top w:type="dxa" w:w="80"/>
+              <w:left w:type="dxa" w:w="120"/>
+              <w:bottom w:type="dxa" w:w="80"/>
+              <w:right w:type="dxa" w:w="120"/>
+            </w:tcMar>
+          </w:tcPr>
+          <w:p>
+            <w:pPr>
+              <w:spacing w:after="0"/>
+            </w:pPr>
+            <w:r>
+              <w:rPr>
+                <w:rFonts w:ascii="Calibri" w:cs="Calibri" w:eastAsia="Calibri" w:hAnsi="Calibri"/>
+                <w:b w:val="false"/>
+                <w:bCs w:val="false"/>
+                <w:sz w:val="20"/>
+                <w:szCs w:val="20"/>
+              </w:rPr>
+              <w:t xml:space="preserve">Matching Pair — 6-rose bouquet + boutonniere</w:t>
+            </w:r>
+          </w:p>
+        </w:tc>
+        <w:tc>
+          <w:tcPr>
+            <w:tcW w:type="dxa" w:w="1100"/>
             <w:tcMar>
               <w:top w:type="dxa" w:w="80"/>
               <w:left w:type="dxa" w:w="120"/>
@@ -2443,27 +2453,27 @@
         </w:tc>
         <w:tc>
           <w:tcPr>
-            <w:tcW w:type="dxa" w:w="5840"/>
-            <w:tcMar>
-              <w:top w:type="dxa" w:w="80"/>
-              <w:left w:type="dxa" w:w="120"/>
-              <w:bottom w:type="dxa" w:w="80"/>
-              <w:right w:type="dxa" w:w="120"/>
-            </w:tcMar>
-          </w:tcPr>
-          <w:p>
-            <w:pPr>
-              <w:spacing w:after="0"/>
-            </w:pPr>
-            <w:r>
-              <w:rPr>
-                <w:rFonts w:ascii="Calibri" w:cs="Calibri" w:eastAsia="Calibri" w:hAnsi="Calibri"/>
-                <w:b w:val="false"/>
-                <w:bCs w:val="false"/>
-                <w:sz w:val="20"/>
-                <w:szCs w:val="20"/>
-              </w:rPr>
-              <w:t xml:space="preserve">A 6-rose bouquet and a boutonniere to match. Pink, white, or red — you’ll choose on the next screen.</w:t>
+            <w:tcW w:type="dxa" w:w="2640"/>
+            <w:tcMar>
+              <w:top w:type="dxa" w:w="80"/>
+              <w:left w:type="dxa" w:w="120"/>
+              <w:bottom w:type="dxa" w:w="80"/>
+              <w:right w:type="dxa" w:w="120"/>
+            </w:tcMar>
+          </w:tcPr>
+          <w:p>
+            <w:pPr>
+              <w:spacing w:after="0"/>
+            </w:pPr>
+            <w:r>
+              <w:rPr>
+                <w:rFonts w:ascii="Calibri" w:cs="Calibri" w:eastAsia="Calibri" w:hAnsi="Calibri"/>
+                <w:b w:val="false"/>
+                <w:bCs w:val="false"/>
+                <w:sz w:val="20"/>
+                <w:szCs w:val="20"/>
+              </w:rPr>
+              <w:t xml:space="preserve">All three</w:t>
             </w:r>
           </w:p>
         </w:tc>
@@ -2474,33 +2484,33 @@
         </w:trPr>
         <w:tc>
           <w:tcPr>
-            <w:tcW w:type="dxa" w:w="2300"/>
-            <w:tcMar>
-              <w:top w:type="dxa" w:w="80"/>
-              <w:left w:type="dxa" w:w="120"/>
-              <w:bottom w:type="dxa" w:w="80"/>
-              <w:right w:type="dxa" w:w="120"/>
-            </w:tcMar>
-          </w:tcPr>
-          <w:p>
-            <w:pPr>
-              <w:spacing w:after="0"/>
-            </w:pPr>
-            <w:r>
-              <w:rPr>
-                <w:rFonts w:ascii="Calibri" w:cs="Calibri" w:eastAsia="Calibri" w:hAnsi="Calibri"/>
-                <w:b w:val="false"/>
-                <w:bCs w:val="false"/>
-                <w:sz w:val="20"/>
-                <w:szCs w:val="20"/>
-              </w:rPr>
-              <w:t xml:space="preserve">Champagne Toast Setup</w:t>
-            </w:r>
-          </w:p>
-        </w:tc>
-        <w:tc>
-          <w:tcPr>
-            <w:tcW w:type="dxa" w:w="900"/>
+            <w:tcW w:type="dxa" w:w="5300"/>
+            <w:tcMar>
+              <w:top w:type="dxa" w:w="80"/>
+              <w:left w:type="dxa" w:w="120"/>
+              <w:bottom w:type="dxa" w:w="80"/>
+              <w:right w:type="dxa" w:w="120"/>
+            </w:tcMar>
+          </w:tcPr>
+          <w:p>
+            <w:pPr>
+              <w:spacing w:after="0"/>
+            </w:pPr>
+            <w:r>
+              <w:rPr>
+                <w:rFonts w:ascii="Calibri" w:cs="Calibri" w:eastAsia="Calibri" w:hAnsi="Calibri"/>
+                <w:b w:val="false"/>
+                <w:bCs w:val="false"/>
+                <w:sz w:val="20"/>
+                <w:szCs w:val="20"/>
+              </w:rPr>
+              <w:t xml:space="preserve">Champagne Toast — bring the bubbly, we bring the flutes (tell us how many)</w:t>
+            </w:r>
+          </w:p>
+        </w:tc>
+        <w:tc>
+          <w:tcPr>
+            <w:tcW w:type="dxa" w:w="1100"/>
             <w:tcMar>
               <w:top w:type="dxa" w:w="80"/>
               <w:left w:type="dxa" w:w="120"/>
@@ -2526,27 +2536,27 @@
         </w:tc>
         <w:tc>
           <w:tcPr>
-            <w:tcW w:type="dxa" w:w="5840"/>
-            <w:tcMar>
-              <w:top w:type="dxa" w:w="80"/>
-              <w:left w:type="dxa" w:w="120"/>
-              <w:bottom w:type="dxa" w:w="80"/>
-              <w:right w:type="dxa" w:w="120"/>
-            </w:tcMar>
-          </w:tcPr>
-          <w:p>
-            <w:pPr>
-              <w:spacing w:after="0"/>
-            </w:pPr>
-            <w:r>
-              <w:rPr>
-                <w:rFonts w:ascii="Calibri" w:cs="Calibri" w:eastAsia="Calibri" w:hAnsi="Calibri"/>
-                <w:b w:val="false"/>
-                <w:bCs w:val="false"/>
-                <w:sz w:val="20"/>
-                <w:szCs w:val="20"/>
-              </w:rPr>
-              <w:t xml:space="preserve">Bring your favorite bubbly and I’ll have the flutes ready. After you say “I do,” we pour, we toast, and I take the photo. Included with every ceremony — I just need to know how many glasses to set out.</w:t>
+            <w:tcW w:type="dxa" w:w="2640"/>
+            <w:tcMar>
+              <w:top w:type="dxa" w:w="80"/>
+              <w:left w:type="dxa" w:w="120"/>
+              <w:bottom w:type="dxa" w:w="80"/>
+              <w:right w:type="dxa" w:w="120"/>
+            </w:tcMar>
+          </w:tcPr>
+          <w:p>
+            <w:pPr>
+              <w:spacing w:after="0"/>
+            </w:pPr>
+            <w:r>
+              <w:rPr>
+                <w:rFonts w:ascii="Calibri" w:cs="Calibri" w:eastAsia="Calibri" w:hAnsi="Calibri"/>
+                <w:b w:val="false"/>
+                <w:bCs w:val="false"/>
+                <w:sz w:val="20"/>
+                <w:szCs w:val="20"/>
+              </w:rPr>
+              <w:t xml:space="preserve">All three</w:t>
             </w:r>
           </w:p>
         </w:tc>
@@ -2557,33 +2567,33 @@
         </w:trPr>
         <w:tc>
           <w:tcPr>
-            <w:tcW w:type="dxa" w:w="2300"/>
-            <w:tcMar>
-              <w:top w:type="dxa" w:w="80"/>
-              <w:left w:type="dxa" w:w="120"/>
-              <w:bottom w:type="dxa" w:w="80"/>
-              <w:right w:type="dxa" w:w="120"/>
-            </w:tcMar>
-          </w:tcPr>
-          <w:p>
-            <w:pPr>
-              <w:spacing w:after="0"/>
-            </w:pPr>
-            <w:r>
-              <w:rPr>
-                <w:rFonts w:ascii="Calibri" w:cs="Calibri" w:eastAsia="Calibri" w:hAnsi="Calibri"/>
-                <w:b w:val="false"/>
-                <w:bCs w:val="false"/>
-                <w:sz w:val="20"/>
-                <w:szCs w:val="20"/>
-              </w:rPr>
-              <w:t xml:space="preserve">Sweet Start</w:t>
-            </w:r>
-          </w:p>
-        </w:tc>
-        <w:tc>
-          <w:tcPr>
-            <w:tcW w:type="dxa" w:w="900"/>
+            <w:tcW w:type="dxa" w:w="5300"/>
+            <w:tcMar>
+              <w:top w:type="dxa" w:w="80"/>
+              <w:left w:type="dxa" w:w="120"/>
+              <w:bottom w:type="dxa" w:w="80"/>
+              <w:right w:type="dxa" w:w="120"/>
+            </w:tcMar>
+          </w:tcPr>
+          <w:p>
+            <w:pPr>
+              <w:spacing w:after="0"/>
+            </w:pPr>
+            <w:r>
+              <w:rPr>
+                <w:rFonts w:ascii="Calibri" w:cs="Calibri" w:eastAsia="Calibri" w:hAnsi="Calibri"/>
+                <w:b w:val="false"/>
+                <w:bCs w:val="false"/>
+                <w:sz w:val="20"/>
+                <w:szCs w:val="20"/>
+              </w:rPr>
+              <w:t xml:space="preserve">Sweet Start — cake + 4 cookies + anniversary cookies</w:t>
+            </w:r>
+          </w:p>
+        </w:tc>
+        <w:tc>
+          <w:tcPr>
+            <w:tcW w:type="dxa" w:w="1100"/>
             <w:tcMar>
               <w:top w:type="dxa" w:w="80"/>
               <w:left w:type="dxa" w:w="120"/>
@@ -2609,27 +2619,27 @@
         </w:tc>
         <w:tc>
           <w:tcPr>
-            <w:tcW w:type="dxa" w:w="5840"/>
-            <w:tcMar>
-              <w:top w:type="dxa" w:w="80"/>
-              <w:left w:type="dxa" w:w="120"/>
-              <w:bottom w:type="dxa" w:w="80"/>
-              <w:right w:type="dxa" w:w="120"/>
-            </w:tcMar>
-          </w:tcPr>
-          <w:p>
-            <w:pPr>
-              <w:spacing w:after="0"/>
-            </w:pPr>
-            <w:r>
-              <w:rPr>
-                <w:rFonts w:ascii="Calibri" w:cs="Calibri" w:eastAsia="Calibri" w:hAnsi="Calibri"/>
-                <w:b w:val="false"/>
-                <w:bCs w:val="false"/>
-                <w:sz w:val="20"/>
-                <w:szCs w:val="20"/>
-              </w:rPr>
-              <w:t xml:space="preserve">The personalized cake, a set of 4 cookies, and two more cookies mailed to you on your first anniversary. (Separately this would be $86.)</w:t>
+            <w:tcW w:type="dxa" w:w="2640"/>
+            <w:tcMar>
+              <w:top w:type="dxa" w:w="80"/>
+              <w:left w:type="dxa" w:w="120"/>
+              <w:bottom w:type="dxa" w:w="80"/>
+              <w:right w:type="dxa" w:w="120"/>
+            </w:tcMar>
+          </w:tcPr>
+          <w:p>
+            <w:pPr>
+              <w:spacing w:after="0"/>
+            </w:pPr>
+            <w:r>
+              <w:rPr>
+                <w:rFonts w:ascii="Calibri" w:cs="Calibri" w:eastAsia="Calibri" w:hAnsi="Calibri"/>
+                <w:b w:val="false"/>
+                <w:bCs w:val="false"/>
+                <w:sz w:val="20"/>
+                <w:szCs w:val="20"/>
+              </w:rPr>
+              <w:t xml:space="preserve">All three</w:t>
             </w:r>
           </w:p>
         </w:tc>
@@ -2640,33 +2650,33 @@
         </w:trPr>
         <w:tc>
           <w:tcPr>
-            <w:tcW w:type="dxa" w:w="2300"/>
-            <w:tcMar>
-              <w:top w:type="dxa" w:w="80"/>
-              <w:left w:type="dxa" w:w="120"/>
-              <w:bottom w:type="dxa" w:w="80"/>
-              <w:right w:type="dxa" w:w="120"/>
-            </w:tcMar>
-          </w:tcPr>
-          <w:p>
-            <w:pPr>
-              <w:spacing w:after="0"/>
-            </w:pPr>
-            <w:r>
-              <w:rPr>
-                <w:rFonts w:ascii="Calibri" w:cs="Calibri" w:eastAsia="Calibri" w:hAnsi="Calibri"/>
-                <w:b w:val="false"/>
-                <w:bCs w:val="false"/>
-                <w:sz w:val="20"/>
-                <w:szCs w:val="20"/>
-              </w:rPr>
-              <w:t xml:space="preserve">The Whole Moment</w:t>
-            </w:r>
-          </w:p>
-        </w:tc>
-        <w:tc>
-          <w:tcPr>
-            <w:tcW w:type="dxa" w:w="900"/>
+            <w:tcW w:type="dxa" w:w="5300"/>
+            <w:tcMar>
+              <w:top w:type="dxa" w:w="80"/>
+              <w:left w:type="dxa" w:w="120"/>
+              <w:bottom w:type="dxa" w:w="80"/>
+              <w:right w:type="dxa" w:w="120"/>
+            </w:tcMar>
+          </w:tcPr>
+          <w:p>
+            <w:pPr>
+              <w:spacing w:after="0"/>
+            </w:pPr>
+            <w:r>
+              <w:rPr>
+                <w:rFonts w:ascii="Calibri" w:cs="Calibri" w:eastAsia="Calibri" w:hAnsi="Calibri"/>
+                <w:b w:val="false"/>
+                <w:bCs w:val="false"/>
+                <w:sz w:val="20"/>
+                <w:szCs w:val="20"/>
+              </w:rPr>
+              <w:t xml:space="preserve">The Whole Moment — styled backdrop + cake + 4 cookies + bouquet + boutonniere + anniversary cookies</w:t>
+            </w:r>
+          </w:p>
+        </w:tc>
+        <w:tc>
+          <w:tcPr>
+            <w:tcW w:type="dxa" w:w="1100"/>
             <w:tcMar>
               <w:top w:type="dxa" w:w="80"/>
               <w:left w:type="dxa" w:w="120"/>
@@ -2692,27 +2702,27 @@
         </w:tc>
         <w:tc>
           <w:tcPr>
-            <w:tcW w:type="dxa" w:w="5840"/>
-            <w:tcMar>
-              <w:top w:type="dxa" w:w="80"/>
-              <w:left w:type="dxa" w:w="120"/>
-              <w:bottom w:type="dxa" w:w="80"/>
-              <w:right w:type="dxa" w:w="120"/>
-            </w:tcMar>
-          </w:tcPr>
-          <w:p>
-            <w:pPr>
-              <w:spacing w:after="0"/>
-            </w:pPr>
-            <w:r>
-              <w:rPr>
-                <w:rFonts w:ascii="Calibri" w:cs="Calibri" w:eastAsia="Calibri" w:hAnsi="Calibri"/>
-                <w:b w:val="false"/>
-                <w:bCs w:val="false"/>
-                <w:sz w:val="20"/>
-                <w:szCs w:val="20"/>
-              </w:rPr>
-              <w:t xml:space="preserve">The Styled Backdrop, the personalized cake, a set of 4 cookies, a 6-rose bouquet, a matching boutonniere, and two more cookies mailed to you on your first anniversary. Everything, all at once. (Separately this would be $226.)</w:t>
+            <w:tcW w:type="dxa" w:w="2640"/>
+            <w:tcMar>
+              <w:top w:type="dxa" w:w="80"/>
+              <w:left w:type="dxa" w:w="120"/>
+              <w:bottom w:type="dxa" w:w="80"/>
+              <w:right w:type="dxa" w:w="120"/>
+            </w:tcMar>
+          </w:tcPr>
+          <w:p>
+            <w:pPr>
+              <w:spacing w:after="0"/>
+            </w:pPr>
+            <w:r>
+              <w:rPr>
+                <w:rFonts w:ascii="Calibri" w:cs="Calibri" w:eastAsia="Calibri" w:hAnsi="Calibri"/>
+                <w:b w:val="false"/>
+                <w:bCs w:val="false"/>
+                <w:sz w:val="20"/>
+                <w:szCs w:val="20"/>
+              </w:rPr>
+              <w:t xml:space="preserve">Just the Two of Us, The Minute Chapel</w:t>
             </w:r>
           </w:p>
         </w:tc>
@@ -2723,33 +2733,33 @@
         </w:trPr>
         <w:tc>
           <w:tcPr>
-            <w:tcW w:type="dxa" w:w="2300"/>
-            <w:tcMar>
-              <w:top w:type="dxa" w:w="80"/>
-              <w:left w:type="dxa" w:w="120"/>
-              <w:bottom w:type="dxa" w:w="80"/>
-              <w:right w:type="dxa" w:w="120"/>
-            </w:tcMar>
-          </w:tcPr>
-          <w:p>
-            <w:pPr>
-              <w:spacing w:after="0"/>
-            </w:pPr>
-            <w:r>
-              <w:rPr>
-                <w:rFonts w:ascii="Calibri" w:cs="Calibri" w:eastAsia="Calibri" w:hAnsi="Calibri"/>
-                <w:b w:val="false"/>
-                <w:bCs w:val="false"/>
-                <w:sz w:val="20"/>
-                <w:szCs w:val="20"/>
-              </w:rPr>
-              <w:t xml:space="preserve">Upgrade to 12 Roses</w:t>
-            </w:r>
-          </w:p>
-        </w:tc>
-        <w:tc>
-          <w:tcPr>
-            <w:tcW w:type="dxa" w:w="900"/>
+            <w:tcW w:type="dxa" w:w="5300"/>
+            <w:tcMar>
+              <w:top w:type="dxa" w:w="80"/>
+              <w:left w:type="dxa" w:w="120"/>
+              <w:bottom w:type="dxa" w:w="80"/>
+              <w:right w:type="dxa" w:w="120"/>
+            </w:tcMar>
+          </w:tcPr>
+          <w:p>
+            <w:pPr>
+              <w:spacing w:after="0"/>
+            </w:pPr>
+            <w:r>
+              <w:rPr>
+                <w:rFonts w:ascii="Calibri" w:cs="Calibri" w:eastAsia="Calibri" w:hAnsi="Calibri"/>
+                <w:b w:val="false"/>
+                <w:bCs w:val="false"/>
+                <w:sz w:val="20"/>
+                <w:szCs w:val="20"/>
+              </w:rPr>
+              <w:t xml:space="preserve">Upgrade to 12 Roses (Whole Moment only)</w:t>
+            </w:r>
+          </w:p>
+        </w:tc>
+        <w:tc>
+          <w:tcPr>
+            <w:tcW w:type="dxa" w:w="1100"/>
             <w:tcMar>
               <w:top w:type="dxa" w:w="80"/>
               <w:left w:type="dxa" w:w="120"/>
@@ -2775,27 +2785,27 @@
         </w:tc>
         <w:tc>
           <w:tcPr>
-            <w:tcW w:type="dxa" w:w="5840"/>
-            <w:tcMar>
-              <w:top w:type="dxa" w:w="80"/>
-              <w:left w:type="dxa" w:w="120"/>
-              <w:bottom w:type="dxa" w:w="80"/>
-              <w:right w:type="dxa" w:w="120"/>
-            </w:tcMar>
-          </w:tcPr>
-          <w:p>
-            <w:pPr>
-              <w:spacing w:after="0"/>
-            </w:pPr>
-            <w:r>
-              <w:rPr>
-                <w:rFonts w:ascii="Calibri" w:cs="Calibri" w:eastAsia="Calibri" w:hAnsi="Calibri"/>
-                <w:b w:val="false"/>
-                <w:bCs w:val="false"/>
-                <w:sz w:val="20"/>
-                <w:szCs w:val="20"/>
-              </w:rPr>
-              <w:t xml:space="preserve">Swap the 6-rose bouquet in The Whole Moment for 12 roses. Only add this if you chose The Whole Moment.</w:t>
+            <w:tcW w:type="dxa" w:w="2640"/>
+            <w:tcMar>
+              <w:top w:type="dxa" w:w="80"/>
+              <w:left w:type="dxa" w:w="120"/>
+              <w:bottom w:type="dxa" w:w="80"/>
+              <w:right w:type="dxa" w:w="120"/>
+            </w:tcMar>
+          </w:tcPr>
+          <w:p>
+            <w:pPr>
+              <w:spacing w:after="0"/>
+            </w:pPr>
+            <w:r>
+              <w:rPr>
+                <w:rFonts w:ascii="Calibri" w:cs="Calibri" w:eastAsia="Calibri" w:hAnsi="Calibri"/>
+                <w:b w:val="false"/>
+                <w:bCs w:val="false"/>
+                <w:sz w:val="20"/>
+                <w:szCs w:val="20"/>
+              </w:rPr>
+              <w:t xml:space="preserve">Just the Two of Us, The Minute Chapel</w:t>
             </w:r>
           </w:p>
         </w:tc>
@@ -2838,7 +2848,77 @@
           <w:sz w:val="20"/>
           <w:szCs w:val="20"/>
         </w:rPr>
-        <w:t xml:space="preserve">Attach The Styled Backdrop and The Whole Moment only to the Just the Two of Us and The Minute Chapel appointment types — not Simply Eloped, since that ceremony happens at the couple’s location. Every other add-on can attach to all three.</w:t>
+        <w:t xml:space="preserve">Every add-on: duration change 0 minutes, access level public. The Styled Backdrop, The Whole Moment, and the roses upgrade stay off Simply Eloped because that ceremony happens at the couple’s location. Acuity add-ons also have no quantity field, which is why each cookie set and each bouquet size is its own line. The $0 toast add-on exists purely so the couple can opt in and you get a flute count on the calendar entry.</w:t>
+      </w:r>
+    </w:p>
+    <w:p>
+      <w:pPr>
+        <w:pStyle w:val="Heading2"/>
+        <w:spacing w:after="120" w:before="240"/>
+      </w:pPr>
+      <w:r>
+        <w:rPr>
+          <w:rFonts w:ascii="Calibri" w:cs="Calibri" w:eastAsia="Calibri" w:hAnsi="Calibri"/>
+          <w:b/>
+          <w:bCs/>
+          <w:color w:val="333333"/>
+          <w:sz w:val="26"/>
+          <w:szCs w:val="26"/>
+        </w:rPr>
+        <w:t xml:space="preserve">Step 1b — Add the “extras” paragraph to each appointment type description</w:t>
+      </w:r>
+    </w:p>
+    <w:p>
+      <w:pPr>
+        <w:spacing w:after="120" w:before="0"/>
+      </w:pPr>
+      <w:r>
+        <w:rPr>
+          <w:rFonts w:ascii="Calibri" w:cs="Calibri" w:eastAsia="Calibri" w:hAnsi="Calibri"/>
+          <w:b/>
+          <w:bCs/>
+          <w:sz w:val="22"/>
+          <w:szCs w:val="22"/>
+        </w:rPr>
+        <w:t xml:space="preserve">Acuity → Business Settings → Appointment Types → edit the type → Description. </w:t>
+      </w:r>
+      <w:r>
+        <w:rPr>
+          <w:rFonts w:ascii="Calibri" w:cs="Calibri" w:eastAsia="Calibri" w:hAnsi="Calibri"/>
+          <w:sz w:val="22"/>
+          <w:szCs w:val="22"/>
+        </w:rPr>
+        <w:t xml:space="preserve">Appointment types do have a description box, and it shows on the booking page before the couple picks a time. Add this paragraph at the end of the existing description for Just the Two of Us and The Minute Chapel:</w:t>
+      </w:r>
+    </w:p>
+    <w:p>
+      <w:pPr>
+        <w:pBdr>
+          <w:left w:val="single" w:color="8C3B5A" w:sz="12" w:space="8"/>
+        </w:pBdr>
+        <w:spacing w:after="200"/>
+        <w:ind w:left="500"/>
+      </w:pPr>
+      <w:r>
+        <w:rPr>
+          <w:rFonts w:ascii="Calibri" w:cs="Calibri" w:eastAsia="Calibri" w:hAnsi="Calibri"/>
+          <w:sz w:val="22"/>
+          <w:szCs w:val="22"/>
+        </w:rPr>
+        <w:t xml:space="preserve">Want to make it a whole celebration? Add cookies, a cake, roses, a champagne toast, or the Styled Backdrop on the next screen. Photos and details at marriedinmoments.com/#extras. Add or change extras any time up to 24 hours before your ceremony.</w:t>
+      </w:r>
+    </w:p>
+    <w:p>
+      <w:pPr>
+        <w:spacing w:after="120" w:before="0"/>
+      </w:pPr>
+      <w:r>
+        <w:rPr>
+          <w:rFonts w:ascii="Calibri" w:cs="Calibri" w:eastAsia="Calibri" w:hAnsi="Calibri"/>
+          <w:sz w:val="22"/>
+          <w:szCs w:val="22"/>
+        </w:rPr>
+        <w:t xml:space="preserve">For Simply Eloped, use the same paragraph without “or the Styled Backdrop.”</w:t>
       </w:r>
     </w:p>
     <w:p>
@@ -2865,7 +2945,7 @@
           <w:sz w:val="20"/>
           <w:szCs w:val="20"/>
         </w:rPr>
-        <w:t xml:space="preserve">Acuity add-ons do not have a quantity field, which is why each cookie set and each bouquet size is its own add-on. The $0 toast add-on exists purely so the couple can opt in and you get a flute count on the calendar entry.</w:t>
+        <w:t xml:space="preserve">Optional: Business Settings → Scheduling Page Options has a “Show full add-on lists” switch that expands the add-on list automatically after a couple picks an appointment type, so they see the extras without clicking to open the list. Turn it on.</w:t>
       </w:r>
     </w:p>
     <w:p>
@@ -2905,7 +2985,7 @@
           <w:sz w:val="22"/>
           <w:szCs w:val="22"/>
         </w:rPr>
-        <w:t xml:space="preserve">Build five separate forms, one per category. In each form’s settings, under “Show this form for,” link it to the add-ons listed — not to the appointment type. That is what makes the questions appear only when the matching add-on is selected.</w:t>
+        <w:t xml:space="preserve">When you open a form’s settings, look at the “show this form for” list. If it lets you pick add-ons as well as appointment types, build the five forms below and tie each one to the add-ons listed — that makes the questions appear only when the matching add-on is chosen. If it only lists appointment types, build ONE form called “Your Extras,” attach it to all three appointment types, and use the fallback version at the end of this step.</w:t>
       </w:r>
     </w:p>
     <w:p>
@@ -3511,7 +3591,7 @@
           <w:sz w:val="26"/>
           <w:szCs w:val="26"/>
         </w:rPr>
-        <w:t xml:space="preserve">Step 3 — Two lines to add to your booking confirmation</w:t>
+        <w:t xml:space="preserve">Fallback — one form called “Your Extras” (only if forms cannot attach to add-ons)</w:t>
       </w:r>
     </w:p>
     <w:p>
@@ -3524,837 +3604,7 @@
           <w:sz w:val="22"/>
           <w:szCs w:val="22"/>
         </w:rPr>
-        <w:t xml:space="preserve">Add these after the CONGRATULATIONS opener, before the license paperwork section:</w:t>
-      </w:r>
-    </w:p>
-    <w:p>
-      <w:pPr>
-        <w:pBdr>
-          <w:left w:val="single" w:color="8C3B5A" w:sz="12" w:space="8"/>
-        </w:pBdr>
-        <w:spacing w:after="60"/>
-        <w:ind w:left="500"/>
-      </w:pPr>
-      <w:r>
-        <w:rPr>
-          <w:rFonts w:ascii="Calibri" w:cs="Calibri" w:eastAsia="Calibri" w:hAnsi="Calibri"/>
-          <w:sz w:val="22"/>
-          <w:szCs w:val="22"/>
-        </w:rPr>
-        <w:t xml:space="preserve">Your add-ons are on my list, and I’ll have everything made, ordered, and waiting when you walk in. If you want to add anything else, just tell me at least 7 days before your ceremony so I have time to get it right.</w:t>
-      </w:r>
-    </w:p>
-    <w:p>
-      <w:pPr>
-        <w:pBdr>
-          <w:left w:val="single" w:color="8C3B5A" w:sz="12" w:space="8"/>
-        </w:pBdr>
-        <w:spacing w:after="60"/>
-        <w:ind w:left="500"/>
-      </w:pPr>
-      <w:r>
-        <w:rPr>
-          <w:rFonts w:ascii="Calibri" w:cs="Calibri" w:eastAsia="Calibri" w:hAnsi="Calibri"/>
-          <w:sz w:val="22"/>
-          <w:szCs w:val="22"/>
-        </w:rPr>
-        <w:t xml:space="preserve"> </w:t>
-      </w:r>
-    </w:p>
-    <w:p>
-      <w:pPr>
-        <w:pBdr>
-          <w:left w:val="single" w:color="8C3B5A" w:sz="12" w:space="8"/>
-        </w:pBdr>
-        <w:spacing w:after="200"/>
-        <w:ind w:left="500"/>
-      </w:pPr>
-      <w:r>
-        <w:rPr>
-          <w:rFonts w:ascii="Calibri" w:cs="Calibri" w:eastAsia="Calibri" w:hAnsi="Calibri"/>
-          <w:sz w:val="22"/>
-          <w:szCs w:val="22"/>
-        </w:rPr>
-        <w:t xml:space="preserve">Chose the champagne toast? Bring whatever bubbly you two love. I’ll have the flutes ready.</w:t>
-      </w:r>
-    </w:p>
-    <w:p>
-      <w:pPr>
-        <w:spacing w:after="160" w:before="0"/>
-      </w:pPr>
-      <w:r>
-        <w:rPr>
-          <w:rFonts w:ascii="Calibri" w:cs="Calibri" w:eastAsia="Calibri" w:hAnsi="Calibri"/>
-          <w:b/>
-          <w:bCs/>
-          <w:color w:val="5A5A5A"/>
-          <w:sz w:val="20"/>
-          <w:szCs w:val="20"/>
-        </w:rPr>
-        <w:t xml:space="preserve">Note: </w:t>
-      </w:r>
-      <w:r>
-        <w:rPr>
-          <w:rFonts w:ascii="Calibri" w:cs="Calibri" w:eastAsia="Calibri" w:hAnsi="Calibri"/>
-          <w:i/>
-          <w:iCs/>
-          <w:color w:val="5A5A5A"/>
-          <w:sz w:val="20"/>
-          <w:szCs w:val="20"/>
-        </w:rPr>
-        <w:t xml:space="preserve">Acuity cannot enforce a separate lead time on add-ons, so the 7-day rule lives in the confirmation and on the website. If a couple asks to add something after booking, open the appointment in Acuity, add the add-on there, and send the difference as a Square invoice.</w:t>
-      </w:r>
-    </w:p>
-    <w:p>
-      <w:r>
-        <w:br w:type="page"/>
-      </w:r>
-    </w:p>
-    <w:p>
-      <w:pPr>
-        <w:pStyle w:val="Heading1"/>
-        <w:spacing w:after="160" w:before="360"/>
-      </w:pPr>
-      <w:r>
-        <w:rPr>
-          <w:rFonts w:ascii="Calibri" w:cs="Calibri" w:eastAsia="Calibri" w:hAnsi="Calibri"/>
-          <w:b/>
-          <w:bCs/>
-          <w:color w:val="8C3B5A"/>
-          <w:sz w:val="32"/>
-          <w:szCs w:val="32"/>
-        </w:rPr>
-        <w:t xml:space="preserve">Part 3 — Website copy (marriedinmoments.com)</w:t>
-      </w:r>
-    </w:p>
-    <w:p>
-      <w:pPr>
-        <w:spacing w:after="200" w:before="0"/>
-      </w:pPr>
-      <w:r>
-        <w:rPr>
-          <w:rFonts w:ascii="Calibri" w:cs="Calibri" w:eastAsia="Calibri" w:hAnsi="Calibri"/>
-          <w:sz w:val="22"/>
-          <w:szCs w:val="22"/>
-        </w:rPr>
-        <w:t xml:space="preserve">This is a showcase, not an order form. The job of the section is to make them want it; the booking page is where they buy it. Put it below the packages on the home page, or on its own page linked from the nav as “Add-Ons.” Every price here must match Acuity exactly — if you change a price in one place, change it in both.</w:t>
-      </w:r>
-    </w:p>
-    <w:p>
-      <w:pPr>
-        <w:spacing w:after="40" w:before="0"/>
-      </w:pPr>
-      <w:r>
-        <w:rPr>
-          <w:rFonts w:ascii="Calibri" w:cs="Calibri" w:eastAsia="Calibri" w:hAnsi="Calibri"/>
-          <w:b/>
-          <w:bCs/>
-          <w:color w:val="5A5A5A"/>
-          <w:sz w:val="18"/>
-          <w:szCs w:val="18"/>
-        </w:rPr>
-        <w:t xml:space="preserve">SECTION HEADLINE</w:t>
-      </w:r>
-    </w:p>
-    <w:p>
-      <w:pPr>
-        <w:pBdr>
-          <w:left w:val="single" w:color="8C3B5A" w:sz="12" w:space="8"/>
-        </w:pBdr>
-        <w:spacing w:after="200"/>
-        <w:ind w:left="500"/>
-      </w:pPr>
-      <w:r>
-        <w:rPr>
-          <w:rFonts w:ascii="Calibri" w:cs="Calibri" w:eastAsia="Calibri" w:hAnsi="Calibri"/>
-          <w:sz w:val="22"/>
-          <w:szCs w:val="22"/>
-        </w:rPr>
-        <w:t xml:space="preserve">Make it a whole celebration.</w:t>
-      </w:r>
-    </w:p>
-    <w:p>
-      <w:pPr>
-        <w:spacing w:after="40" w:before="0"/>
-      </w:pPr>
-      <w:r>
-        <w:rPr>
-          <w:rFonts w:ascii="Calibri" w:cs="Calibri" w:eastAsia="Calibri" w:hAnsi="Calibri"/>
-          <w:b/>
-          <w:bCs/>
-          <w:color w:val="5A5A5A"/>
-          <w:sz w:val="18"/>
-          <w:szCs w:val="18"/>
-        </w:rPr>
-        <w:t xml:space="preserve">INTRO</w:t>
-      </w:r>
-    </w:p>
-    <w:p>
-      <w:pPr>
-        <w:pBdr>
-          <w:left w:val="single" w:color="8C3B5A" w:sz="12" w:space="8"/>
-        </w:pBdr>
-        <w:spacing w:after="60"/>
-        <w:ind w:left="500"/>
-      </w:pPr>
-      <w:r>
-        <w:rPr>
-          <w:rFonts w:ascii="Calibri" w:cs="Calibri" w:eastAsia="Calibri" w:hAnsi="Calibri"/>
-          <w:sz w:val="22"/>
-          <w:szCs w:val="22"/>
-        </w:rPr>
-        <w:t xml:space="preserve">You’re getting married in about twenty minutes flat. That doesn’t mean it can’t feel like a party.</w:t>
-      </w:r>
-    </w:p>
-    <w:p>
-      <w:pPr>
-        <w:pBdr>
-          <w:left w:val="single" w:color="8C3B5A" w:sz="12" w:space="8"/>
-        </w:pBdr>
-        <w:spacing w:after="200"/>
-        <w:ind w:left="500"/>
-      </w:pPr>
-      <w:r>
-        <w:rPr>
-          <w:rFonts w:ascii="Calibri" w:cs="Calibri" w:eastAsia="Calibri" w:hAnsi="Calibri"/>
-          <w:sz w:val="22"/>
-          <w:szCs w:val="22"/>
-        </w:rPr>
-        <w:t xml:space="preserve">Pick whatever makes you smile when you book, and I’ll have it waiting when you walk in.</w:t>
-      </w:r>
-    </w:p>
-    <w:p>
-      <w:pPr>
-        <w:spacing w:after="40" w:before="0"/>
-      </w:pPr>
-      <w:r>
-        <w:rPr>
-          <w:rFonts w:ascii="Calibri" w:cs="Calibri" w:eastAsia="Calibri" w:hAnsi="Calibri"/>
-          <w:b/>
-          <w:bCs/>
-          <w:color w:val="5A5A5A"/>
-          <w:sz w:val="18"/>
-          <w:szCs w:val="18"/>
-        </w:rPr>
-        <w:t xml:space="preserve">THE STYLED BACKDROP (lead card, before/after photos)</w:t>
-      </w:r>
-    </w:p>
-    <w:p>
-      <w:pPr>
-        <w:pBdr>
-          <w:left w:val="single" w:color="8C3B5A" w:sz="12" w:space="8"/>
-        </w:pBdr>
-        <w:spacing w:after="60"/>
-        <w:ind w:left="500"/>
-      </w:pPr>
-      <w:r>
-        <w:rPr>
-          <w:rFonts w:ascii="Calibri" w:cs="Calibri" w:eastAsia="Calibri" w:hAnsi="Calibri"/>
-          <w:sz w:val="22"/>
-          <w:szCs w:val="22"/>
-        </w:rPr>
-        <w:t xml:space="preserve">The Styled Backdrop</w:t>
-      </w:r>
-    </w:p>
-    <w:p>
-      <w:pPr>
-        <w:pBdr>
-          <w:left w:val="single" w:color="8C3B5A" w:sz="12" w:space="8"/>
-        </w:pBdr>
-        <w:spacing w:after="60"/>
-        <w:ind w:left="500"/>
-      </w:pPr>
-      <w:r>
-        <w:rPr>
-          <w:rFonts w:ascii="Calibri" w:cs="Calibri" w:eastAsia="Calibri" w:hAnsi="Calibri"/>
-          <w:sz w:val="22"/>
-          <w:szCs w:val="22"/>
-        </w:rPr>
-        <w:t xml:space="preserve">Your drapery backdrop (ivory or navy) comes with The Minute Chapel. Add silk florals, a curtain of twinkle lights, and candlelight, and the whole room changes. Available with Just the Two of Us and The Minute Chapel.</w:t>
-      </w:r>
-    </w:p>
-    <w:p>
-      <w:pPr>
-        <w:pBdr>
-          <w:left w:val="single" w:color="8C3B5A" w:sz="12" w:space="8"/>
-        </w:pBdr>
-        <w:spacing w:after="60"/>
-        <w:ind w:left="500"/>
-      </w:pPr>
-      <w:r>
-        <w:rPr>
-          <w:rFonts w:ascii="Calibri" w:cs="Calibri" w:eastAsia="Calibri" w:hAnsi="Calibri"/>
-          <w:sz w:val="22"/>
-          <w:szCs w:val="22"/>
-        </w:rPr>
-        <w:t xml:space="preserve">Add · $75</w:t>
-      </w:r>
-    </w:p>
-    <w:p>
-      <w:pPr>
-        <w:pBdr>
-          <w:left w:val="single" w:color="8C3B5A" w:sz="12" w:space="8"/>
-        </w:pBdr>
-        <w:spacing w:after="200"/>
-        <w:ind w:left="500"/>
-      </w:pPr>
-      <w:r>
-        <w:rPr>
-          <w:rFonts w:ascii="Calibri" w:cs="Calibri" w:eastAsia="Calibri" w:hAnsi="Calibri"/>
-          <w:sz w:val="22"/>
-          <w:szCs w:val="22"/>
-        </w:rPr>
-        <w:t xml:space="preserve">Photos show an example setup. Drapery design and styling details may vary, and we’re always adding to it — your day will be just as beautiful, not identical.</w:t>
-      </w:r>
-    </w:p>
-    <w:p>
-      <w:pPr>
-        <w:spacing w:after="160" w:before="0"/>
-      </w:pPr>
-      <w:r>
-        <w:rPr>
-          <w:rFonts w:ascii="Calibri" w:cs="Calibri" w:eastAsia="Calibri" w:hAnsi="Calibri"/>
-          <w:b/>
-          <w:bCs/>
-          <w:color w:val="5A5A5A"/>
-          <w:sz w:val="20"/>
-          <w:szCs w:val="20"/>
-        </w:rPr>
-        <w:t xml:space="preserve">Note: </w:t>
-      </w:r>
-      <w:r>
-        <w:rPr>
-          <w:rFonts w:ascii="Calibri" w:cs="Calibri" w:eastAsia="Calibri" w:hAnsi="Calibri"/>
-          <w:i/>
-          <w:iCs/>
-          <w:color w:val="5A5A5A"/>
-          <w:sz w:val="20"/>
-          <w:szCs w:val="20"/>
-        </w:rPr>
-        <w:t xml:space="preserve">The “example setup” line is deliberate: the drapes photo on the site is a stand-in until you shoot your own, and you told me the styled design itself is still evolving. This sentence lets you change either without a couple feeling shortchanged. Keep it on the site and in the Acuity description until the design is locked.</w:t>
-      </w:r>
-    </w:p>
-    <w:p>
-      <w:pPr>
-        <w:spacing w:after="40" w:before="0"/>
-      </w:pPr>
-      <w:r>
-        <w:rPr>
-          <w:rFonts w:ascii="Calibri" w:cs="Calibri" w:eastAsia="Calibri" w:hAnsi="Calibri"/>
-          <w:b/>
-          <w:bCs/>
-          <w:color w:val="5A5A5A"/>
-          <w:sz w:val="18"/>
-          <w:szCs w:val="18"/>
-        </w:rPr>
-        <w:t xml:space="preserve">MINUTE CHAPEL PACKAGE CARD — new bullet</w:t>
-      </w:r>
-    </w:p>
-    <w:p>
-      <w:pPr>
-        <w:pBdr>
-          <w:left w:val="single" w:color="8C3B5A" w:sz="12" w:space="8"/>
-        </w:pBdr>
-        <w:spacing w:after="200"/>
-        <w:ind w:left="500"/>
-      </w:pPr>
-      <w:r>
-        <w:rPr>
-          <w:rFonts w:ascii="Calibri" w:cs="Calibri" w:eastAsia="Calibri" w:hAnsi="Calibri"/>
-          <w:sz w:val="22"/>
-          <w:szCs w:val="22"/>
-        </w:rPr>
-        <w:t xml:space="preserve">Make it Styled — silk florals, twinkle lights &amp; candlelight for $75</w:t>
-      </w:r>
-    </w:p>
-    <w:p>
-      <w:pPr>
-        <w:spacing w:after="40" w:before="0"/>
-      </w:pPr>
-      <w:r>
-        <w:rPr>
-          <w:rFonts w:ascii="Calibri" w:cs="Calibri" w:eastAsia="Calibri" w:hAnsi="Calibri"/>
-          <w:b/>
-          <w:bCs/>
-          <w:color w:val="5A5A5A"/>
-          <w:sz w:val="18"/>
-          <w:szCs w:val="18"/>
-        </w:rPr>
-        <w:t xml:space="preserve">COOKIES</w:t>
-      </w:r>
-    </w:p>
-    <w:p>
-      <w:pPr>
-        <w:pBdr>
-          <w:left w:val="single" w:color="8C3B5A" w:sz="12" w:space="8"/>
-        </w:pBdr>
-        <w:spacing w:after="60"/>
-        <w:ind w:left="500"/>
-      </w:pPr>
-      <w:r>
-        <w:rPr>
-          <w:rFonts w:ascii="Calibri" w:cs="Calibri" w:eastAsia="Calibri" w:hAnsi="Calibri"/>
-          <w:sz w:val="22"/>
-          <w:szCs w:val="22"/>
-        </w:rPr>
-        <w:t xml:space="preserve">Cookies</w:t>
-      </w:r>
-    </w:p>
-    <w:p>
-      <w:pPr>
-        <w:pBdr>
-          <w:left w:val="single" w:color="8C3B5A" w:sz="12" w:space="8"/>
-        </w:pBdr>
-        <w:spacing w:after="60"/>
-        <w:ind w:left="500"/>
-      </w:pPr>
-      <w:r>
-        <w:rPr>
-          <w:rFonts w:ascii="Calibri" w:cs="Calibri" w:eastAsia="Calibri" w:hAnsi="Calibri"/>
-          <w:sz w:val="22"/>
-          <w:szCs w:val="22"/>
-        </w:rPr>
-        <w:t xml:space="preserve">Hand-decorated, made for the two of you. The set of 4 is the minimum — two for today, two to tuck away. Each cookie is sealed on its own so it stays fresh.</w:t>
-      </w:r>
-    </w:p>
-    <w:p>
-      <w:pPr>
-        <w:pBdr>
-          <w:left w:val="single" w:color="8C3B5A" w:sz="12" w:space="8"/>
-        </w:pBdr>
-        <w:spacing w:after="60"/>
-        <w:ind w:left="500"/>
-      </w:pPr>
-      <w:r>
-        <w:rPr>
-          <w:rFonts w:ascii="Calibri" w:cs="Calibri" w:eastAsia="Calibri" w:hAnsi="Calibri"/>
-          <w:sz w:val="22"/>
-          <w:szCs w:val="22"/>
-        </w:rPr>
-        <w:t xml:space="preserve">Pick your designs: Love, Ring, Mr. &amp; Mrs., Mr. &amp; Mr., Mrs. &amp; Mrs., Heart, Flowers, or a photo of the two of you. White &amp; gold or white &amp; silver.</w:t>
-      </w:r>
-    </w:p>
-    <w:p>
-      <w:pPr>
-        <w:pBdr>
-          <w:left w:val="single" w:color="8C3B5A" w:sz="12" w:space="8"/>
-        </w:pBdr>
-        <w:spacing w:after="60"/>
-        <w:ind w:left="500"/>
-      </w:pPr>
-      <w:r>
-        <w:rPr>
-          <w:rFonts w:ascii="Calibri" w:cs="Calibri" w:eastAsia="Calibri" w:hAnsi="Calibri"/>
-          <w:sz w:val="22"/>
-          <w:szCs w:val="22"/>
-        </w:rPr>
-        <w:t xml:space="preserve">Set of 4 · $24        Set of 6 · $33        Set of 12 · $60</w:t>
-      </w:r>
-    </w:p>
-    <w:p>
-      <w:pPr>
-        <w:pBdr>
-          <w:left w:val="single" w:color="8C3B5A" w:sz="12" w:space="8"/>
-        </w:pBdr>
-        <w:spacing w:after="200"/>
-        <w:ind w:left="500"/>
-      </w:pPr>
-      <w:r>
-        <w:rPr>
-          <w:rFonts w:ascii="Calibri" w:cs="Calibri" w:eastAsia="Calibri" w:hAnsi="Calibri"/>
-          <w:sz w:val="22"/>
-          <w:szCs w:val="22"/>
-        </w:rPr>
-        <w:t xml:space="preserve">Anniversary Cookies · $12 — A year from now, two fresh cookies show up in your mailbox on your anniversary. Because you should get to celebrate twice.</w:t>
-      </w:r>
-    </w:p>
-    <w:p>
-      <w:pPr>
-        <w:spacing w:after="40" w:before="0"/>
-      </w:pPr>
-      <w:r>
-        <w:rPr>
-          <w:rFonts w:ascii="Calibri" w:cs="Calibri" w:eastAsia="Calibri" w:hAnsi="Calibri"/>
-          <w:b/>
-          <w:bCs/>
-          <w:color w:val="5A5A5A"/>
-          <w:sz w:val="18"/>
-          <w:szCs w:val="18"/>
-        </w:rPr>
-        <w:t xml:space="preserve">CAKE</w:t>
-      </w:r>
-    </w:p>
-    <w:p>
-      <w:pPr>
-        <w:pBdr>
-          <w:left w:val="single" w:color="8C3B5A" w:sz="12" w:space="8"/>
-        </w:pBdr>
-        <w:spacing w:after="60"/>
-        <w:ind w:left="500"/>
-      </w:pPr>
-      <w:r>
-        <w:rPr>
-          <w:rFonts w:ascii="Calibri" w:cs="Calibri" w:eastAsia="Calibri" w:hAnsi="Calibri"/>
-          <w:sz w:val="22"/>
-          <w:szCs w:val="22"/>
-        </w:rPr>
-        <w:t xml:space="preserve">Personalized Cake</w:t>
-      </w:r>
-    </w:p>
-    <w:p>
-      <w:pPr>
-        <w:pBdr>
-          <w:left w:val="single" w:color="8C3B5A" w:sz="12" w:space="8"/>
-        </w:pBdr>
-        <w:spacing w:after="60"/>
-        <w:ind w:left="500"/>
-      </w:pPr>
-      <w:r>
-        <w:rPr>
-          <w:rFonts w:ascii="Calibri" w:cs="Calibri" w:eastAsia="Calibri" w:hAnsi="Calibri"/>
-          <w:sz w:val="22"/>
-          <w:szCs w:val="22"/>
-        </w:rPr>
-        <w:t xml:space="preserve">Six inches, vanilla or chocolate, your names on it. Serves 2 to 6 — which is the whole guest list at most of my ceremonies.</w:t>
-      </w:r>
-    </w:p>
-    <w:p>
-      <w:pPr>
-        <w:pBdr>
-          <w:left w:val="single" w:color="8C3B5A" w:sz="12" w:space="8"/>
-        </w:pBdr>
-        <w:spacing w:after="200"/>
-        <w:ind w:left="500"/>
-      </w:pPr>
-      <w:r>
-        <w:rPr>
-          <w:rFonts w:ascii="Calibri" w:cs="Calibri" w:eastAsia="Calibri" w:hAnsi="Calibri"/>
-          <w:sz w:val="22"/>
-          <w:szCs w:val="22"/>
-        </w:rPr>
-        <w:t xml:space="preserve">$50</w:t>
-      </w:r>
-    </w:p>
-    <w:p>
-      <w:pPr>
-        <w:spacing w:after="40" w:before="0"/>
-      </w:pPr>
-      <w:r>
-        <w:rPr>
-          <w:rFonts w:ascii="Calibri" w:cs="Calibri" w:eastAsia="Calibri" w:hAnsi="Calibri"/>
-          <w:b/>
-          <w:bCs/>
-          <w:color w:val="5A5A5A"/>
-          <w:sz w:val="18"/>
-          <w:szCs w:val="18"/>
-        </w:rPr>
-        <w:t xml:space="preserve">FLOWERS</w:t>
-      </w:r>
-    </w:p>
-    <w:p>
-      <w:pPr>
-        <w:pBdr>
-          <w:left w:val="single" w:color="8C3B5A" w:sz="12" w:space="8"/>
-        </w:pBdr>
-        <w:spacing w:after="60"/>
-        <w:ind w:left="500"/>
-      </w:pPr>
-      <w:r>
-        <w:rPr>
-          <w:rFonts w:ascii="Calibri" w:cs="Calibri" w:eastAsia="Calibri" w:hAnsi="Calibri"/>
-          <w:sz w:val="22"/>
-          <w:szCs w:val="22"/>
-        </w:rPr>
-        <w:t xml:space="preserve">Roses</w:t>
-      </w:r>
-    </w:p>
-    <w:p>
-      <w:pPr>
-        <w:pBdr>
-          <w:left w:val="single" w:color="8C3B5A" w:sz="12" w:space="8"/>
-        </w:pBdr>
-        <w:spacing w:after="60"/>
-        <w:ind w:left="500"/>
-      </w:pPr>
-      <w:r>
-        <w:rPr>
-          <w:rFonts w:ascii="Calibri" w:cs="Calibri" w:eastAsia="Calibri" w:hAnsi="Calibri"/>
-          <w:sz w:val="22"/>
-          <w:szCs w:val="22"/>
-        </w:rPr>
-        <w:t xml:space="preserve">A bouquet to hold while you say it, and a boutonniere to match. Pink, white, or red.</w:t>
-      </w:r>
-    </w:p>
-    <w:p>
-      <w:pPr>
-        <w:pBdr>
-          <w:left w:val="single" w:color="8C3B5A" w:sz="12" w:space="8"/>
-        </w:pBdr>
-        <w:spacing w:after="200"/>
-        <w:ind w:left="500"/>
-      </w:pPr>
-      <w:r>
-        <w:rPr>
-          <w:rFonts w:ascii="Calibri" w:cs="Calibri" w:eastAsia="Calibri" w:hAnsi="Calibri"/>
-          <w:sz w:val="22"/>
-          <w:szCs w:val="22"/>
-        </w:rPr>
-        <w:t xml:space="preserve">6 roses · $50        12 roses · $70        Boutonniere · $15        Matching pair · $60</w:t>
-      </w:r>
-    </w:p>
-    <w:p>
-      <w:pPr>
-        <w:spacing w:after="40" w:before="0"/>
-      </w:pPr>
-      <w:r>
-        <w:rPr>
-          <w:rFonts w:ascii="Calibri" w:cs="Calibri" w:eastAsia="Calibri" w:hAnsi="Calibri"/>
-          <w:b/>
-          <w:bCs/>
-          <w:color w:val="5A5A5A"/>
-          <w:sz w:val="18"/>
-          <w:szCs w:val="18"/>
-        </w:rPr>
-        <w:t xml:space="preserve">TOAST</w:t>
-      </w:r>
-    </w:p>
-    <w:p>
-      <w:pPr>
-        <w:pBdr>
-          <w:left w:val="single" w:color="8C3B5A" w:sz="12" w:space="8"/>
-        </w:pBdr>
-        <w:spacing w:after="60"/>
-        <w:ind w:left="500"/>
-      </w:pPr>
-      <w:r>
-        <w:rPr>
-          <w:rFonts w:ascii="Calibri" w:cs="Calibri" w:eastAsia="Calibri" w:hAnsi="Calibri"/>
-          <w:sz w:val="22"/>
-          <w:szCs w:val="22"/>
-        </w:rPr>
-        <w:t xml:space="preserve">Champagne Toast</w:t>
-      </w:r>
-    </w:p>
-    <w:p>
-      <w:pPr>
-        <w:pBdr>
-          <w:left w:val="single" w:color="8C3B5A" w:sz="12" w:space="8"/>
-        </w:pBdr>
-        <w:spacing w:after="60"/>
-        <w:ind w:left="500"/>
-      </w:pPr>
-      <w:r>
-        <w:rPr>
-          <w:rFonts w:ascii="Calibri" w:cs="Calibri" w:eastAsia="Calibri" w:hAnsi="Calibri"/>
-          <w:sz w:val="22"/>
-          <w:szCs w:val="22"/>
-        </w:rPr>
-        <w:t xml:space="preserve">Bring your favorite bubbly. I’ll have the flutes ready. After you say “I do,” we pour, we toast, and I take the photo.</w:t>
-      </w:r>
-    </w:p>
-    <w:p>
-      <w:pPr>
-        <w:pBdr>
-          <w:left w:val="single" w:color="8C3B5A" w:sz="12" w:space="8"/>
-        </w:pBdr>
-        <w:spacing w:after="200"/>
-        <w:ind w:left="500"/>
-      </w:pPr>
-      <w:r>
-        <w:rPr>
-          <w:rFonts w:ascii="Calibri" w:cs="Calibri" w:eastAsia="Calibri" w:hAnsi="Calibri"/>
-          <w:sz w:val="22"/>
-          <w:szCs w:val="22"/>
-        </w:rPr>
-        <w:t xml:space="preserve">Included with every ceremony — just tell me when you book so I set out enough glasses.</w:t>
-      </w:r>
-    </w:p>
-    <w:p>
-      <w:pPr>
-        <w:spacing w:after="40" w:before="0"/>
-      </w:pPr>
-      <w:r>
-        <w:rPr>
-          <w:rFonts w:ascii="Calibri" w:cs="Calibri" w:eastAsia="Calibri" w:hAnsi="Calibri"/>
-          <w:b/>
-          <w:bCs/>
-          <w:color w:val="5A5A5A"/>
-          <w:sz w:val="18"/>
-          <w:szCs w:val="18"/>
-        </w:rPr>
-        <w:t xml:space="preserve">PACKAGES</w:t>
-      </w:r>
-    </w:p>
-    <w:p>
-      <w:pPr>
-        <w:pBdr>
-          <w:left w:val="single" w:color="8C3B5A" w:sz="12" w:space="8"/>
-        </w:pBdr>
-        <w:spacing w:after="60"/>
-        <w:ind w:left="500"/>
-      </w:pPr>
-      <w:r>
-        <w:rPr>
-          <w:rFonts w:ascii="Calibri" w:cs="Calibri" w:eastAsia="Calibri" w:hAnsi="Calibri"/>
-          <w:sz w:val="22"/>
-          <w:szCs w:val="22"/>
-        </w:rPr>
-        <w:t xml:space="preserve">Or grab a package and stop deciding.</w:t>
-      </w:r>
-    </w:p>
-    <w:p>
-      <w:pPr>
-        <w:pBdr>
-          <w:left w:val="single" w:color="8C3B5A" w:sz="12" w:space="8"/>
-        </w:pBdr>
-        <w:spacing w:after="60"/>
-        <w:ind w:left="500"/>
-      </w:pPr>
-      <w:r>
-        <w:rPr>
-          <w:rFonts w:ascii="Calibri" w:cs="Calibri" w:eastAsia="Calibri" w:hAnsi="Calibri"/>
-          <w:sz w:val="22"/>
-          <w:szCs w:val="22"/>
-        </w:rPr>
-        <w:t xml:space="preserve">Sweet Start · $75 — The cake, a set of 4 cookies, and your anniversary cookies in the mail a year from now. (Separately: $86.)</w:t>
-      </w:r>
-    </w:p>
-    <w:p>
-      <w:pPr>
-        <w:pBdr>
-          <w:left w:val="single" w:color="8C3B5A" w:sz="12" w:space="8"/>
-        </w:pBdr>
-        <w:spacing w:after="200"/>
-        <w:ind w:left="500"/>
-      </w:pPr>
-      <w:r>
-        <w:rPr>
-          <w:rFonts w:ascii="Calibri" w:cs="Calibri" w:eastAsia="Calibri" w:hAnsi="Calibri"/>
-          <w:sz w:val="22"/>
-          <w:szCs w:val="22"/>
-        </w:rPr>
-        <w:t xml:space="preserve">The Whole Moment · $199 — The Styled Backdrop, the cake, a set of 4 cookies, a 6-rose bouquet, a matching boutonniere, and your anniversary cookies. (Separately: $226.) Want 12 roses instead? Add $20.</w:t>
-      </w:r>
-    </w:p>
-    <w:p>
-      <w:pPr>
-        <w:spacing w:after="40" w:before="0"/>
-      </w:pPr>
-      <w:r>
-        <w:rPr>
-          <w:rFonts w:ascii="Calibri" w:cs="Calibri" w:eastAsia="Calibri" w:hAnsi="Calibri"/>
-          <w:b/>
-          <w:bCs/>
-          <w:color w:val="5A5A5A"/>
-          <w:sz w:val="18"/>
-          <w:szCs w:val="18"/>
-        </w:rPr>
-        <w:t xml:space="preserve">FINE PRINT + BUTTON</w:t>
-      </w:r>
-    </w:p>
-    <w:p>
-      <w:pPr>
-        <w:pBdr>
-          <w:left w:val="single" w:color="8C3B5A" w:sz="12" w:space="8"/>
-        </w:pBdr>
-        <w:spacing w:after="60"/>
-        <w:ind w:left="500"/>
-      </w:pPr>
-      <w:r>
-        <w:rPr>
-          <w:rFonts w:ascii="Calibri" w:cs="Calibri" w:eastAsia="Calibri" w:hAnsi="Calibri"/>
-          <w:sz w:val="22"/>
-          <w:szCs w:val="22"/>
-        </w:rPr>
-        <w:t xml:space="preserve">Choose your add-ons when you book, at least 7 days before your ceremony, so I have time to get everything made and ordered. Add-ons are added to your ceremony total.</w:t>
-      </w:r>
-    </w:p>
-    <w:p>
-      <w:pPr>
-        <w:pBdr>
-          <w:left w:val="single" w:color="8C3B5A" w:sz="12" w:space="8"/>
-        </w:pBdr>
-        <w:spacing w:after="200"/>
-        <w:ind w:left="500"/>
-      </w:pPr>
-      <w:r>
-        <w:rPr>
-          <w:rFonts w:ascii="Calibri" w:cs="Calibri" w:eastAsia="Calibri" w:hAnsi="Calibri"/>
-          <w:sz w:val="22"/>
-          <w:szCs w:val="22"/>
-        </w:rPr>
-        <w:t xml:space="preserve">[ Book &amp; Choose Your Extras ]</w:t>
-      </w:r>
-    </w:p>
-    <w:p>
-      <w:pPr>
-        <w:spacing w:after="160" w:before="0"/>
-      </w:pPr>
-      <w:r>
-        <w:rPr>
-          <w:rFonts w:ascii="Calibri" w:cs="Calibri" w:eastAsia="Calibri" w:hAnsi="Calibri"/>
-          <w:b/>
-          <w:bCs/>
-          <w:color w:val="5A5A5A"/>
-          <w:sz w:val="20"/>
-          <w:szCs w:val="20"/>
-        </w:rPr>
-        <w:t xml:space="preserve">Note: </w:t>
-      </w:r>
-      <w:r>
-        <w:rPr>
-          <w:rFonts w:ascii="Calibri" w:cs="Calibri" w:eastAsia="Calibri" w:hAnsi="Calibri"/>
-          <w:i/>
-          <w:iCs/>
-          <w:color w:val="5A5A5A"/>
-          <w:sz w:val="20"/>
-          <w:szCs w:val="20"/>
-        </w:rPr>
-        <w:t xml:space="preserve">This copy is already live in the site files (index, Services, and the Spanish page) as of September 9 — it is here for reference and so the Acuity descriptions match it word for word.</w:t>
-      </w:r>
-    </w:p>
-    <w:p>
-      <w:pPr>
-        <w:spacing w:after="160" w:before="0"/>
-      </w:pPr>
-      <w:r>
-        <w:rPr>
-          <w:rFonts w:ascii="Calibri" w:cs="Calibri" w:eastAsia="Calibri" w:hAnsi="Calibri"/>
-          <w:b/>
-          <w:bCs/>
-          <w:color w:val="5A5A5A"/>
-          <w:sz w:val="20"/>
-          <w:szCs w:val="20"/>
-        </w:rPr>
-        <w:t xml:space="preserve">Note: </w:t>
-      </w:r>
-      <w:r>
-        <w:rPr>
-          <w:rFonts w:ascii="Calibri" w:cs="Calibri" w:eastAsia="Calibri" w:hAnsi="Calibri"/>
-          <w:i/>
-          <w:iCs/>
-          <w:color w:val="5A5A5A"/>
-          <w:sz w:val="20"/>
-          <w:szCs w:val="20"/>
-        </w:rPr>
-        <w:t xml:space="preserve">The button links to the same Acuity scheduling page as your other Book buttons. No separate form, no separate link.</w:t>
-      </w:r>
-    </w:p>
-    <w:p>
-      <w:pPr>
-        <w:pStyle w:val="Heading1"/>
-        <w:spacing w:after="160" w:before="360"/>
-      </w:pPr>
-      <w:r>
-        <w:rPr>
-          <w:rFonts w:ascii="Calibri" w:cs="Calibri" w:eastAsia="Calibri" w:hAnsi="Calibri"/>
-          <w:b/>
-          <w:bCs/>
-          <w:color w:val="8C3B5A"/>
-          <w:sz w:val="32"/>
-          <w:szCs w:val="32"/>
-        </w:rPr>
-        <w:t xml:space="preserve">Part 4 — Decisions I made that you can change</w:t>
+        <w:t xml:space="preserve">Attach to all three appointment types. Every question optional except none — couples skip what does not apply. Start each question with the “If you chose…” prefix so it reads as a menu, not an interrogation.</w:t>
       </w:r>
     </w:p>
     <w:p>
@@ -4374,15 +3624,15 @@
           <w:sz w:val="22"/>
           <w:szCs w:val="22"/>
         </w:rPr>
-        <w:t xml:space="preserve">Boutonniere at $15. </w:t>
-      </w:r>
-      <w:r>
-        <w:rPr>
-          <w:rFonts w:ascii="Calibri" w:cs="Calibri" w:eastAsia="Calibri" w:hAnsi="Calibri"/>
-          <w:sz w:val="22"/>
-          <w:szCs w:val="22"/>
-        </w:rPr>
-        <w:t xml:space="preserve">You didn’t set a price. Single-rose boutonnieres run $12–20 in Portland. Change it in Part 1, the Acuity table, and the website copy if you go different.</w:t>
+        <w:t xml:space="preserve">If you chose cookies — which designs? </w:t>
+      </w:r>
+      <w:r>
+        <w:rPr>
+          <w:rFonts w:ascii="Calibri" w:cs="Calibri" w:eastAsia="Calibri" w:hAnsi="Calibri"/>
+          <w:sz w:val="22"/>
+          <w:szCs w:val="22"/>
+        </w:rPr>
+        <w:t xml:space="preserve">(Checkbox.) Love · Ring · Mr. &amp; Mrs. · Mr. &amp; Mr. · Mrs. &amp; Mrs. · Heart · Photo of the two of you · Flowers</w:t>
       </w:r>
     </w:p>
     <w:p>
@@ -4402,15 +3652,15 @@
           <w:sz w:val="22"/>
           <w:szCs w:val="22"/>
         </w:rPr>
-        <w:t xml:space="preserve">Anniversary Cookies at $12. </w:t>
-      </w:r>
-      <w:r>
-        <w:rPr>
-          <w:rFonts w:ascii="Calibri" w:cs="Calibri" w:eastAsia="Calibri" w:hAnsi="Calibri"/>
-          <w:sz w:val="22"/>
-          <w:szCs w:val="22"/>
-        </w:rPr>
-        <w:t xml:space="preserve">Priced as two cookies plus postage with room to spare. The real payoff is the touchpoint: the package arrives with a handwritten note and a link to leave a review or send a friend your way. That note is the highest-return piece of paper in this whole menu.</w:t>
+        <w:t xml:space="preserve">If you chose cookies — colors? </w:t>
+      </w:r>
+      <w:r>
+        <w:rPr>
+          <w:rFonts w:ascii="Calibri" w:cs="Calibri" w:eastAsia="Calibri" w:hAnsi="Calibri"/>
+          <w:sz w:val="22"/>
+          <w:szCs w:val="22"/>
+        </w:rPr>
+        <w:t xml:space="preserve">(Dropdown.) White &amp; Gold · White &amp; Silver. Help text: flower cookies come in green and white.</w:t>
       </w:r>
     </w:p>
     <w:p>
@@ -4430,15 +3680,15 @@
           <w:sz w:val="22"/>
           <w:szCs w:val="22"/>
         </w:rPr>
-        <w:t xml:space="preserve">Styled Backdrop at $75 as an add-on, not a fourth appointment type. </w:t>
-      </w:r>
-      <w:r>
-        <w:rPr>
-          <w:rFonts w:ascii="Calibri" w:cs="Calibri" w:eastAsia="Calibri" w:hAnsi="Calibri"/>
-          <w:sz w:val="22"/>
-          <w:szCs w:val="22"/>
-        </w:rPr>
-        <w:t xml:space="preserve">One calendar, one toggle. If you ever want it to show as its own “Minute Chapel, Styled — $250” line on the booking page, create a duplicate appointment type at $250 with a $75 deposit and leave the add-on off it. I would not do that until the add-on has a few months of data.</w:t>
+        <w:t xml:space="preserve">If you chose the cake — vanilla or chocolate, and what should it say? </w:t>
+      </w:r>
+      <w:r>
+        <w:rPr>
+          <w:rFonts w:ascii="Calibri" w:cs="Calibri" w:eastAsia="Calibri" w:hAnsi="Calibri"/>
+          <w:sz w:val="22"/>
+          <w:szCs w:val="22"/>
+        </w:rPr>
+        <w:t xml:space="preserve">(Text box.)</w:t>
       </w:r>
     </w:p>
     <w:p>
@@ -4458,15 +3708,15 @@
           <w:sz w:val="22"/>
           <w:szCs w:val="22"/>
         </w:rPr>
-        <w:t xml:space="preserve">Anniversary Cookies inside both packages. </w:t>
-      </w:r>
-      <w:r>
-        <w:rPr>
-          <w:rFonts w:ascii="Calibri" w:cs="Calibri" w:eastAsia="Calibri" w:hAnsi="Calibri"/>
-          <w:sz w:val="22"/>
-          <w:szCs w:val="22"/>
-        </w:rPr>
-        <w:t xml:space="preserve">If you would rather keep them à la carte only, drop Sweet Start to $65 and The Whole Moment to $189 and remove the add-on from Form E’s link list. I do not recommend it — the mailing is what makes the higher package price feel generous.</w:t>
+        <w:t xml:space="preserve">If you chose roses — bouquet color and boutonniere color? </w:t>
+      </w:r>
+      <w:r>
+        <w:rPr>
+          <w:rFonts w:ascii="Calibri" w:cs="Calibri" w:eastAsia="Calibri" w:hAnsi="Calibri"/>
+          <w:sz w:val="22"/>
+          <w:szCs w:val="22"/>
+        </w:rPr>
+        <w:t xml:space="preserve">(Text box.) Pink, white, or red.</w:t>
       </w:r>
     </w:p>
     <w:p>
@@ -4486,15 +3736,15 @@
           <w:sz w:val="22"/>
           <w:szCs w:val="22"/>
         </w:rPr>
-        <w:t xml:space="preserve">Set of 12 at $60, not $54. </w:t>
-      </w:r>
-      <w:r>
-        <w:rPr>
-          <w:rFonts w:ascii="Calibri" w:cs="Calibri" w:eastAsia="Calibri" w:hAnsi="Calibri"/>
-          <w:sz w:val="22"/>
-          <w:szCs w:val="22"/>
-        </w:rPr>
-        <w:t xml:space="preserve">$60 keeps a clean $5-per-cookie floor. If you want a “wow” number for the big set, $54 works; do not go below it.</w:t>
+        <w:t xml:space="preserve">If you chose the toast — how many people will be toasting? </w:t>
+      </w:r>
+      <w:r>
+        <w:rPr>
+          <w:rFonts w:ascii="Calibri" w:cs="Calibri" w:eastAsia="Calibri" w:hAnsi="Calibri"/>
+          <w:sz w:val="22"/>
+          <w:szCs w:val="22"/>
+        </w:rPr>
+        <w:t xml:space="preserve">(Text box.) That is how many flutes we set out. You bring the bottle.</w:t>
       </w:r>
     </w:p>
     <w:p>
@@ -4514,15 +3764,15 @@
           <w:sz w:val="22"/>
           <w:szCs w:val="22"/>
         </w:rPr>
-        <w:t xml:space="preserve">Mixed designs in one set. </w:t>
-      </w:r>
-      <w:r>
-        <w:rPr>
-          <w:rFonts w:ascii="Calibri" w:cs="Calibri" w:eastAsia="Calibri" w:hAnsi="Calibri"/>
-          <w:sz w:val="22"/>
-          <w:szCs w:val="22"/>
-        </w:rPr>
-        <w:t xml:space="preserve">I assumed a couple can mix designs within a set and you split them evenly. If a set has to be one design, change Form A question 1 to a dropdown and drop question 3.</w:t>
+        <w:t xml:space="preserve">If you chose anniversary cookies — where should they land a year from now? </w:t>
+      </w:r>
+      <w:r>
+        <w:rPr>
+          <w:rFonts w:ascii="Calibri" w:cs="Calibri" w:eastAsia="Calibri" w:hAnsi="Calibri"/>
+          <w:sz w:val="22"/>
+          <w:szCs w:val="22"/>
+        </w:rPr>
+        <w:t xml:space="preserve">(Text box.) Full mailing address.</w:t>
       </w:r>
     </w:p>
     <w:p>
@@ -4542,15 +3792,902 @@
           <w:sz w:val="22"/>
           <w:szCs w:val="22"/>
         </w:rPr>
-        <w:t xml:space="preserve">No alcohol provided or sold. </w:t>
-      </w:r>
-      <w:r>
-        <w:rPr>
-          <w:rFonts w:ascii="Calibri" w:cs="Calibri" w:eastAsia="Calibri" w:hAnsi="Calibri"/>
-          <w:sz w:val="22"/>
-          <w:szCs w:val="22"/>
-        </w:rPr>
-        <w:t xml:space="preserve">The toast is the couple’s bottle, your flutes, your pour, your photo. Keep it that way — it keeps you out of OLCC licensing entirely. If you ever want to provide the bottle, call OLCC first.</w:t>
+        <w:t xml:space="preserve">Any allergies we should know about? </w:t>
+      </w:r>
+      <w:r>
+        <w:rPr>
+          <w:rFonts w:ascii="Calibri" w:cs="Calibri" w:eastAsia="Calibri" w:hAnsi="Calibri"/>
+          <w:sz w:val="22"/>
+          <w:szCs w:val="22"/>
+        </w:rPr>
+        <w:t xml:space="preserve">(Text box.)</w:t>
+      </w:r>
+    </w:p>
+    <w:p>
+      <w:pPr>
+        <w:spacing w:after="160" w:before="0"/>
+      </w:pPr>
+      <w:r>
+        <w:rPr>
+          <w:rFonts w:ascii="Calibri" w:cs="Calibri" w:eastAsia="Calibri" w:hAnsi="Calibri"/>
+          <w:b/>
+          <w:bCs/>
+          <w:color w:val="5A5A5A"/>
+          <w:sz w:val="20"/>
+          <w:szCs w:val="20"/>
+        </w:rPr>
+        <w:t xml:space="preserve">Note: </w:t>
+      </w:r>
+      <w:r>
+        <w:rPr>
+          <w:rFonts w:ascii="Calibri" w:cs="Calibri" w:eastAsia="Calibri" w:hAnsi="Calibri"/>
+          <w:i/>
+          <w:iCs/>
+          <w:color w:val="5A5A5A"/>
+          <w:sz w:val="20"/>
+          <w:szCs w:val="20"/>
+        </w:rPr>
+        <w:t xml:space="preserve">The fallback loses the “only show what they picked” behavior, so keep it to these seven questions. Anything longer and couples start skipping the form entirely.</w:t>
+      </w:r>
+    </w:p>
+    <w:p>
+      <w:pPr>
+        <w:pStyle w:val="Heading2"/>
+        <w:spacing w:after="120" w:before="240"/>
+      </w:pPr>
+      <w:r>
+        <w:rPr>
+          <w:rFonts w:ascii="Calibri" w:cs="Calibri" w:eastAsia="Calibri" w:hAnsi="Calibri"/>
+          <w:b/>
+          <w:bCs/>
+          <w:color w:val="333333"/>
+          <w:sz w:val="26"/>
+          <w:szCs w:val="26"/>
+        </w:rPr>
+        <w:t xml:space="preserve">Step 3 — Confirmation email: the extras block (final version, 24-hour rule)</w:t>
+      </w:r>
+    </w:p>
+    <w:p>
+      <w:pPr>
+        <w:spacing w:after="120" w:before="0"/>
+      </w:pPr>
+      <w:r>
+        <w:rPr>
+          <w:rFonts w:ascii="Calibri" w:cs="Calibri" w:eastAsia="Calibri" w:hAnsi="Calibri"/>
+          <w:sz w:val="22"/>
+          <w:szCs w:val="22"/>
+        </w:rPr>
+        <w:t xml:space="preserve">Add these after the CONGRATULATIONS opener, before the license paperwork section:</w:t>
+      </w:r>
+    </w:p>
+    <w:p>
+      <w:pPr>
+        <w:pBdr>
+          <w:left w:val="single" w:color="8C3B5A" w:sz="12" w:space="8"/>
+        </w:pBdr>
+        <w:spacing w:after="60"/>
+        <w:ind w:left="500"/>
+      </w:pPr>
+      <w:r>
+        <w:rPr>
+          <w:rFonts w:ascii="Calibri" w:cs="Calibri" w:eastAsia="Calibri" w:hAnsi="Calibri"/>
+          <w:sz w:val="22"/>
+          <w:szCs w:val="22"/>
+        </w:rPr>
+        <w:t xml:space="preserve">Your add-ons are on my list, and I’ll have everything made, ordered, and waiting when you walk in. If you want to add anything else, just tell us — right up to 24 hours before your ceremony.</w:t>
+      </w:r>
+    </w:p>
+    <w:p>
+      <w:pPr>
+        <w:pBdr>
+          <w:left w:val="single" w:color="8C3B5A" w:sz="12" w:space="8"/>
+        </w:pBdr>
+        <w:spacing w:after="60"/>
+        <w:ind w:left="500"/>
+      </w:pPr>
+      <w:r>
+        <w:rPr>
+          <w:rFonts w:ascii="Calibri" w:cs="Calibri" w:eastAsia="Calibri" w:hAnsi="Calibri"/>
+          <w:sz w:val="22"/>
+          <w:szCs w:val="22"/>
+        </w:rPr>
+        <w:t xml:space="preserve"> </w:t>
+      </w:r>
+    </w:p>
+    <w:p>
+      <w:pPr>
+        <w:pBdr>
+          <w:left w:val="single" w:color="8C3B5A" w:sz="12" w:space="8"/>
+        </w:pBdr>
+        <w:spacing w:after="200"/>
+        <w:ind w:left="500"/>
+      </w:pPr>
+      <w:r>
+        <w:rPr>
+          <w:rFonts w:ascii="Calibri" w:cs="Calibri" w:eastAsia="Calibri" w:hAnsi="Calibri"/>
+          <w:sz w:val="22"/>
+          <w:szCs w:val="22"/>
+        </w:rPr>
+        <w:t xml:space="preserve">Chose the champagne toast? Bring whatever bubbly you two love. I’ll have the flutes ready.</w:t>
+      </w:r>
+    </w:p>
+    <w:p>
+      <w:pPr>
+        <w:spacing w:after="160" w:before="0"/>
+      </w:pPr>
+      <w:r>
+        <w:rPr>
+          <w:rFonts w:ascii="Calibri" w:cs="Calibri" w:eastAsia="Calibri" w:hAnsi="Calibri"/>
+          <w:b/>
+          <w:bCs/>
+          <w:color w:val="5A5A5A"/>
+          <w:sz w:val="20"/>
+          <w:szCs w:val="20"/>
+        </w:rPr>
+        <w:t xml:space="preserve">Note: </w:t>
+      </w:r>
+      <w:r>
+        <w:rPr>
+          <w:rFonts w:ascii="Calibri" w:cs="Calibri" w:eastAsia="Calibri" w:hAnsi="Calibri"/>
+          <w:i/>
+          <w:iCs/>
+          <w:color w:val="5A5A5A"/>
+          <w:sz w:val="20"/>
+          <w:szCs w:val="20"/>
+        </w:rPr>
+        <w:t xml:space="preserve">Acuity cannot enforce a lead time on add-ons, so the 24-hour rule lives in the confirmation email and on the website. If a couple asks to add something after booking, open the appointment in Acuity, add the add-on there, and send the difference as a Square invoice.</w:t>
+      </w:r>
+    </w:p>
+    <w:p>
+      <w:r>
+        <w:br w:type="page"/>
+      </w:r>
+    </w:p>
+    <w:p>
+      <w:pPr>
+        <w:pStyle w:val="Heading1"/>
+        <w:spacing w:after="160" w:before="360"/>
+      </w:pPr>
+      <w:r>
+        <w:rPr>
+          <w:rFonts w:ascii="Calibri" w:cs="Calibri" w:eastAsia="Calibri" w:hAnsi="Calibri"/>
+          <w:b/>
+          <w:bCs/>
+          <w:color w:val="8C3B5A"/>
+          <w:sz w:val="32"/>
+          <w:szCs w:val="32"/>
+        </w:rPr>
+        <w:t xml:space="preserve">Part 3 — Website copy (marriedinmoments.com)</w:t>
+      </w:r>
+    </w:p>
+    <w:p>
+      <w:pPr>
+        <w:spacing w:after="200" w:before="0"/>
+      </w:pPr>
+      <w:r>
+        <w:rPr>
+          <w:rFonts w:ascii="Calibri" w:cs="Calibri" w:eastAsia="Calibri" w:hAnsi="Calibri"/>
+          <w:sz w:val="22"/>
+          <w:szCs w:val="22"/>
+        </w:rPr>
+        <w:t xml:space="preserve">This is a showcase, not an order form. The job of the section is to make them want it; the booking page is where they buy it. Put it below the packages on the home page, or on its own page linked from the nav as “Add-Ons.” Every price here must match Acuity exactly — if you change a price in one place, change it in both.</w:t>
+      </w:r>
+    </w:p>
+    <w:p>
+      <w:pPr>
+        <w:spacing w:after="40" w:before="0"/>
+      </w:pPr>
+      <w:r>
+        <w:rPr>
+          <w:rFonts w:ascii="Calibri" w:cs="Calibri" w:eastAsia="Calibri" w:hAnsi="Calibri"/>
+          <w:b/>
+          <w:bCs/>
+          <w:color w:val="5A5A5A"/>
+          <w:sz w:val="18"/>
+          <w:szCs w:val="18"/>
+        </w:rPr>
+        <w:t xml:space="preserve">SECTION HEADLINE</w:t>
+      </w:r>
+    </w:p>
+    <w:p>
+      <w:pPr>
+        <w:pBdr>
+          <w:left w:val="single" w:color="8C3B5A" w:sz="12" w:space="8"/>
+        </w:pBdr>
+        <w:spacing w:after="200"/>
+        <w:ind w:left="500"/>
+      </w:pPr>
+      <w:r>
+        <w:rPr>
+          <w:rFonts w:ascii="Calibri" w:cs="Calibri" w:eastAsia="Calibri" w:hAnsi="Calibri"/>
+          <w:sz w:val="22"/>
+          <w:szCs w:val="22"/>
+        </w:rPr>
+        <w:t xml:space="preserve">Make it a whole celebration.</w:t>
+      </w:r>
+    </w:p>
+    <w:p>
+      <w:pPr>
+        <w:spacing w:after="40" w:before="0"/>
+      </w:pPr>
+      <w:r>
+        <w:rPr>
+          <w:rFonts w:ascii="Calibri" w:cs="Calibri" w:eastAsia="Calibri" w:hAnsi="Calibri"/>
+          <w:b/>
+          <w:bCs/>
+          <w:color w:val="5A5A5A"/>
+          <w:sz w:val="18"/>
+          <w:szCs w:val="18"/>
+        </w:rPr>
+        <w:t xml:space="preserve">INTRO</w:t>
+      </w:r>
+    </w:p>
+    <w:p>
+      <w:pPr>
+        <w:pBdr>
+          <w:left w:val="single" w:color="8C3B5A" w:sz="12" w:space="8"/>
+        </w:pBdr>
+        <w:spacing w:after="60"/>
+        <w:ind w:left="500"/>
+      </w:pPr>
+      <w:r>
+        <w:rPr>
+          <w:rFonts w:ascii="Calibri" w:cs="Calibri" w:eastAsia="Calibri" w:hAnsi="Calibri"/>
+          <w:sz w:val="22"/>
+          <w:szCs w:val="22"/>
+        </w:rPr>
+        <w:t xml:space="preserve">You’re getting married in about twenty minutes flat. That doesn’t mean it can’t feel like a party.</w:t>
+      </w:r>
+    </w:p>
+    <w:p>
+      <w:pPr>
+        <w:pBdr>
+          <w:left w:val="single" w:color="8C3B5A" w:sz="12" w:space="8"/>
+        </w:pBdr>
+        <w:spacing w:after="200"/>
+        <w:ind w:left="500"/>
+      </w:pPr>
+      <w:r>
+        <w:rPr>
+          <w:rFonts w:ascii="Calibri" w:cs="Calibri" w:eastAsia="Calibri" w:hAnsi="Calibri"/>
+          <w:sz w:val="22"/>
+          <w:szCs w:val="22"/>
+        </w:rPr>
+        <w:t xml:space="preserve">Pick whatever makes you smile when you book, and I’ll have it waiting when you walk in.</w:t>
+      </w:r>
+    </w:p>
+    <w:p>
+      <w:pPr>
+        <w:spacing w:after="40" w:before="0"/>
+      </w:pPr>
+      <w:r>
+        <w:rPr>
+          <w:rFonts w:ascii="Calibri" w:cs="Calibri" w:eastAsia="Calibri" w:hAnsi="Calibri"/>
+          <w:b/>
+          <w:bCs/>
+          <w:color w:val="5A5A5A"/>
+          <w:sz w:val="18"/>
+          <w:szCs w:val="18"/>
+        </w:rPr>
+        <w:t xml:space="preserve">THE STYLED BACKDROP (lead card, before/after photos)</w:t>
+      </w:r>
+    </w:p>
+    <w:p>
+      <w:pPr>
+        <w:pBdr>
+          <w:left w:val="single" w:color="8C3B5A" w:sz="12" w:space="8"/>
+        </w:pBdr>
+        <w:spacing w:after="60"/>
+        <w:ind w:left="500"/>
+      </w:pPr>
+      <w:r>
+        <w:rPr>
+          <w:rFonts w:ascii="Calibri" w:cs="Calibri" w:eastAsia="Calibri" w:hAnsi="Calibri"/>
+          <w:sz w:val="22"/>
+          <w:szCs w:val="22"/>
+        </w:rPr>
+        <w:t xml:space="preserve">The Styled Backdrop</w:t>
+      </w:r>
+    </w:p>
+    <w:p>
+      <w:pPr>
+        <w:pBdr>
+          <w:left w:val="single" w:color="8C3B5A" w:sz="12" w:space="8"/>
+        </w:pBdr>
+        <w:spacing w:after="60"/>
+        <w:ind w:left="500"/>
+      </w:pPr>
+      <w:r>
+        <w:rPr>
+          <w:rFonts w:ascii="Calibri" w:cs="Calibri" w:eastAsia="Calibri" w:hAnsi="Calibri"/>
+          <w:sz w:val="22"/>
+          <w:szCs w:val="22"/>
+        </w:rPr>
+        <w:t xml:space="preserve">Your drapery backdrop (ivory or navy) comes with The Minute Chapel. Add silk florals, a curtain of twinkle lights, and candlelight, and the whole room changes. Available with Just the Two of Us and The Minute Chapel.</w:t>
+      </w:r>
+    </w:p>
+    <w:p>
+      <w:pPr>
+        <w:pBdr>
+          <w:left w:val="single" w:color="8C3B5A" w:sz="12" w:space="8"/>
+        </w:pBdr>
+        <w:spacing w:after="60"/>
+        <w:ind w:left="500"/>
+      </w:pPr>
+      <w:r>
+        <w:rPr>
+          <w:rFonts w:ascii="Calibri" w:cs="Calibri" w:eastAsia="Calibri" w:hAnsi="Calibri"/>
+          <w:sz w:val="22"/>
+          <w:szCs w:val="22"/>
+        </w:rPr>
+        <w:t xml:space="preserve">Add · $75</w:t>
+      </w:r>
+    </w:p>
+    <w:p>
+      <w:pPr>
+        <w:pBdr>
+          <w:left w:val="single" w:color="8C3B5A" w:sz="12" w:space="8"/>
+        </w:pBdr>
+        <w:spacing w:after="200"/>
+        <w:ind w:left="500"/>
+      </w:pPr>
+      <w:r>
+        <w:rPr>
+          <w:rFonts w:ascii="Calibri" w:cs="Calibri" w:eastAsia="Calibri" w:hAnsi="Calibri"/>
+          <w:sz w:val="22"/>
+          <w:szCs w:val="22"/>
+        </w:rPr>
+        <w:t xml:space="preserve">Photos show an example setup. Drapery design and styling details may vary, and we’re always adding to it — your day will be just as beautiful, not identical.</w:t>
+      </w:r>
+    </w:p>
+    <w:p>
+      <w:pPr>
+        <w:spacing w:after="160" w:before="0"/>
+      </w:pPr>
+      <w:r>
+        <w:rPr>
+          <w:rFonts w:ascii="Calibri" w:cs="Calibri" w:eastAsia="Calibri" w:hAnsi="Calibri"/>
+          <w:b/>
+          <w:bCs/>
+          <w:color w:val="5A5A5A"/>
+          <w:sz w:val="20"/>
+          <w:szCs w:val="20"/>
+        </w:rPr>
+        <w:t xml:space="preserve">Note: </w:t>
+      </w:r>
+      <w:r>
+        <w:rPr>
+          <w:rFonts w:ascii="Calibri" w:cs="Calibri" w:eastAsia="Calibri" w:hAnsi="Calibri"/>
+          <w:i/>
+          <w:iCs/>
+          <w:color w:val="5A5A5A"/>
+          <w:sz w:val="20"/>
+          <w:szCs w:val="20"/>
+        </w:rPr>
+        <w:t xml:space="preserve">The “example setup” line is deliberate: the drapes photo on the site is a stand-in until you shoot your own, and you told me the styled design itself is still evolving. This sentence lets you change either without a couple feeling shortchanged. Keep it on the site and in the Acuity description until the design is locked.</w:t>
+      </w:r>
+    </w:p>
+    <w:p>
+      <w:pPr>
+        <w:spacing w:after="40" w:before="0"/>
+      </w:pPr>
+      <w:r>
+        <w:rPr>
+          <w:rFonts w:ascii="Calibri" w:cs="Calibri" w:eastAsia="Calibri" w:hAnsi="Calibri"/>
+          <w:b/>
+          <w:bCs/>
+          <w:color w:val="5A5A5A"/>
+          <w:sz w:val="18"/>
+          <w:szCs w:val="18"/>
+        </w:rPr>
+        <w:t xml:space="preserve">MINUTE CHAPEL PACKAGE CARD — new bullet</w:t>
+      </w:r>
+    </w:p>
+    <w:p>
+      <w:pPr>
+        <w:pBdr>
+          <w:left w:val="single" w:color="8C3B5A" w:sz="12" w:space="8"/>
+        </w:pBdr>
+        <w:spacing w:after="200"/>
+        <w:ind w:left="500"/>
+      </w:pPr>
+      <w:r>
+        <w:rPr>
+          <w:rFonts w:ascii="Calibri" w:cs="Calibri" w:eastAsia="Calibri" w:hAnsi="Calibri"/>
+          <w:sz w:val="22"/>
+          <w:szCs w:val="22"/>
+        </w:rPr>
+        <w:t xml:space="preserve">Make it Styled — silk florals, twinkle lights &amp; candlelight for $75</w:t>
+      </w:r>
+    </w:p>
+    <w:p>
+      <w:pPr>
+        <w:spacing w:after="40" w:before="0"/>
+      </w:pPr>
+      <w:r>
+        <w:rPr>
+          <w:rFonts w:ascii="Calibri" w:cs="Calibri" w:eastAsia="Calibri" w:hAnsi="Calibri"/>
+          <w:b/>
+          <w:bCs/>
+          <w:color w:val="5A5A5A"/>
+          <w:sz w:val="18"/>
+          <w:szCs w:val="18"/>
+        </w:rPr>
+        <w:t xml:space="preserve">COOKIES</w:t>
+      </w:r>
+    </w:p>
+    <w:p>
+      <w:pPr>
+        <w:pBdr>
+          <w:left w:val="single" w:color="8C3B5A" w:sz="12" w:space="8"/>
+        </w:pBdr>
+        <w:spacing w:after="60"/>
+        <w:ind w:left="500"/>
+      </w:pPr>
+      <w:r>
+        <w:rPr>
+          <w:rFonts w:ascii="Calibri" w:cs="Calibri" w:eastAsia="Calibri" w:hAnsi="Calibri"/>
+          <w:sz w:val="22"/>
+          <w:szCs w:val="22"/>
+        </w:rPr>
+        <w:t xml:space="preserve">Cookies</w:t>
+      </w:r>
+    </w:p>
+    <w:p>
+      <w:pPr>
+        <w:pBdr>
+          <w:left w:val="single" w:color="8C3B5A" w:sz="12" w:space="8"/>
+        </w:pBdr>
+        <w:spacing w:after="60"/>
+        <w:ind w:left="500"/>
+      </w:pPr>
+      <w:r>
+        <w:rPr>
+          <w:rFonts w:ascii="Calibri" w:cs="Calibri" w:eastAsia="Calibri" w:hAnsi="Calibri"/>
+          <w:sz w:val="22"/>
+          <w:szCs w:val="22"/>
+        </w:rPr>
+        <w:t xml:space="preserve">Hand-decorated, made for the two of you. The set of 4 is the minimum — two for today, two to tuck away. Each cookie is sealed on its own so it stays fresh.</w:t>
+      </w:r>
+    </w:p>
+    <w:p>
+      <w:pPr>
+        <w:pBdr>
+          <w:left w:val="single" w:color="8C3B5A" w:sz="12" w:space="8"/>
+        </w:pBdr>
+        <w:spacing w:after="60"/>
+        <w:ind w:left="500"/>
+      </w:pPr>
+      <w:r>
+        <w:rPr>
+          <w:rFonts w:ascii="Calibri" w:cs="Calibri" w:eastAsia="Calibri" w:hAnsi="Calibri"/>
+          <w:sz w:val="22"/>
+          <w:szCs w:val="22"/>
+        </w:rPr>
+        <w:t xml:space="preserve">Pick your designs: Love, Ring, Mr. &amp; Mrs., Mr. &amp; Mr., Mrs. &amp; Mrs., Heart, Flowers, or a photo of the two of you. White &amp; gold or white &amp; silver.</w:t>
+      </w:r>
+    </w:p>
+    <w:p>
+      <w:pPr>
+        <w:pBdr>
+          <w:left w:val="single" w:color="8C3B5A" w:sz="12" w:space="8"/>
+        </w:pBdr>
+        <w:spacing w:after="60"/>
+        <w:ind w:left="500"/>
+      </w:pPr>
+      <w:r>
+        <w:rPr>
+          <w:rFonts w:ascii="Calibri" w:cs="Calibri" w:eastAsia="Calibri" w:hAnsi="Calibri"/>
+          <w:sz w:val="22"/>
+          <w:szCs w:val="22"/>
+        </w:rPr>
+        <w:t xml:space="preserve">Set of 4 · $24        Set of 6 · $33        Set of 12 · $60</w:t>
+      </w:r>
+    </w:p>
+    <w:p>
+      <w:pPr>
+        <w:pBdr>
+          <w:left w:val="single" w:color="8C3B5A" w:sz="12" w:space="8"/>
+        </w:pBdr>
+        <w:spacing w:after="200"/>
+        <w:ind w:left="500"/>
+      </w:pPr>
+      <w:r>
+        <w:rPr>
+          <w:rFonts w:ascii="Calibri" w:cs="Calibri" w:eastAsia="Calibri" w:hAnsi="Calibri"/>
+          <w:sz w:val="22"/>
+          <w:szCs w:val="22"/>
+        </w:rPr>
+        <w:t xml:space="preserve">Anniversary Cookies · $12 — A year from now, two fresh cookies show up in your mailbox on your anniversary. Because you should get to celebrate twice.</w:t>
+      </w:r>
+    </w:p>
+    <w:p>
+      <w:pPr>
+        <w:spacing w:after="40" w:before="0"/>
+      </w:pPr>
+      <w:r>
+        <w:rPr>
+          <w:rFonts w:ascii="Calibri" w:cs="Calibri" w:eastAsia="Calibri" w:hAnsi="Calibri"/>
+          <w:b/>
+          <w:bCs/>
+          <w:color w:val="5A5A5A"/>
+          <w:sz w:val="18"/>
+          <w:szCs w:val="18"/>
+        </w:rPr>
+        <w:t xml:space="preserve">CAKE</w:t>
+      </w:r>
+    </w:p>
+    <w:p>
+      <w:pPr>
+        <w:pBdr>
+          <w:left w:val="single" w:color="8C3B5A" w:sz="12" w:space="8"/>
+        </w:pBdr>
+        <w:spacing w:after="60"/>
+        <w:ind w:left="500"/>
+      </w:pPr>
+      <w:r>
+        <w:rPr>
+          <w:rFonts w:ascii="Calibri" w:cs="Calibri" w:eastAsia="Calibri" w:hAnsi="Calibri"/>
+          <w:sz w:val="22"/>
+          <w:szCs w:val="22"/>
+        </w:rPr>
+        <w:t xml:space="preserve">Personalized Cake</w:t>
+      </w:r>
+    </w:p>
+    <w:p>
+      <w:pPr>
+        <w:pBdr>
+          <w:left w:val="single" w:color="8C3B5A" w:sz="12" w:space="8"/>
+        </w:pBdr>
+        <w:spacing w:after="60"/>
+        <w:ind w:left="500"/>
+      </w:pPr>
+      <w:r>
+        <w:rPr>
+          <w:rFonts w:ascii="Calibri" w:cs="Calibri" w:eastAsia="Calibri" w:hAnsi="Calibri"/>
+          <w:sz w:val="22"/>
+          <w:szCs w:val="22"/>
+        </w:rPr>
+        <w:t xml:space="preserve">Six inches, vanilla or chocolate, your names on it. Serves 2 to 6 — which is the whole guest list at most of my ceremonies.</w:t>
+      </w:r>
+    </w:p>
+    <w:p>
+      <w:pPr>
+        <w:pBdr>
+          <w:left w:val="single" w:color="8C3B5A" w:sz="12" w:space="8"/>
+        </w:pBdr>
+        <w:spacing w:after="200"/>
+        <w:ind w:left="500"/>
+      </w:pPr>
+      <w:r>
+        <w:rPr>
+          <w:rFonts w:ascii="Calibri" w:cs="Calibri" w:eastAsia="Calibri" w:hAnsi="Calibri"/>
+          <w:sz w:val="22"/>
+          <w:szCs w:val="22"/>
+        </w:rPr>
+        <w:t xml:space="preserve">$50</w:t>
+      </w:r>
+    </w:p>
+    <w:p>
+      <w:pPr>
+        <w:spacing w:after="40" w:before="0"/>
+      </w:pPr>
+      <w:r>
+        <w:rPr>
+          <w:rFonts w:ascii="Calibri" w:cs="Calibri" w:eastAsia="Calibri" w:hAnsi="Calibri"/>
+          <w:b/>
+          <w:bCs/>
+          <w:color w:val="5A5A5A"/>
+          <w:sz w:val="18"/>
+          <w:szCs w:val="18"/>
+        </w:rPr>
+        <w:t xml:space="preserve">FLOWERS</w:t>
+      </w:r>
+    </w:p>
+    <w:p>
+      <w:pPr>
+        <w:pBdr>
+          <w:left w:val="single" w:color="8C3B5A" w:sz="12" w:space="8"/>
+        </w:pBdr>
+        <w:spacing w:after="60"/>
+        <w:ind w:left="500"/>
+      </w:pPr>
+      <w:r>
+        <w:rPr>
+          <w:rFonts w:ascii="Calibri" w:cs="Calibri" w:eastAsia="Calibri" w:hAnsi="Calibri"/>
+          <w:sz w:val="22"/>
+          <w:szCs w:val="22"/>
+        </w:rPr>
+        <w:t xml:space="preserve">Roses</w:t>
+      </w:r>
+    </w:p>
+    <w:p>
+      <w:pPr>
+        <w:pBdr>
+          <w:left w:val="single" w:color="8C3B5A" w:sz="12" w:space="8"/>
+        </w:pBdr>
+        <w:spacing w:after="60"/>
+        <w:ind w:left="500"/>
+      </w:pPr>
+      <w:r>
+        <w:rPr>
+          <w:rFonts w:ascii="Calibri" w:cs="Calibri" w:eastAsia="Calibri" w:hAnsi="Calibri"/>
+          <w:sz w:val="22"/>
+          <w:szCs w:val="22"/>
+        </w:rPr>
+        <w:t xml:space="preserve">A bouquet to hold while you say it, and a boutonniere to match. Pink, white, or red.</w:t>
+      </w:r>
+    </w:p>
+    <w:p>
+      <w:pPr>
+        <w:pBdr>
+          <w:left w:val="single" w:color="8C3B5A" w:sz="12" w:space="8"/>
+        </w:pBdr>
+        <w:spacing w:after="200"/>
+        <w:ind w:left="500"/>
+      </w:pPr>
+      <w:r>
+        <w:rPr>
+          <w:rFonts w:ascii="Calibri" w:cs="Calibri" w:eastAsia="Calibri" w:hAnsi="Calibri"/>
+          <w:sz w:val="22"/>
+          <w:szCs w:val="22"/>
+        </w:rPr>
+        <w:t xml:space="preserve">6 roses · $50        12 roses · $70        Boutonniere · $15        Matching pair · $60</w:t>
+      </w:r>
+    </w:p>
+    <w:p>
+      <w:pPr>
+        <w:spacing w:after="40" w:before="0"/>
+      </w:pPr>
+      <w:r>
+        <w:rPr>
+          <w:rFonts w:ascii="Calibri" w:cs="Calibri" w:eastAsia="Calibri" w:hAnsi="Calibri"/>
+          <w:b/>
+          <w:bCs/>
+          <w:color w:val="5A5A5A"/>
+          <w:sz w:val="18"/>
+          <w:szCs w:val="18"/>
+        </w:rPr>
+        <w:t xml:space="preserve">TOAST</w:t>
+      </w:r>
+    </w:p>
+    <w:p>
+      <w:pPr>
+        <w:pBdr>
+          <w:left w:val="single" w:color="8C3B5A" w:sz="12" w:space="8"/>
+        </w:pBdr>
+        <w:spacing w:after="60"/>
+        <w:ind w:left="500"/>
+      </w:pPr>
+      <w:r>
+        <w:rPr>
+          <w:rFonts w:ascii="Calibri" w:cs="Calibri" w:eastAsia="Calibri" w:hAnsi="Calibri"/>
+          <w:sz w:val="22"/>
+          <w:szCs w:val="22"/>
+        </w:rPr>
+        <w:t xml:space="preserve">Champagne Toast</w:t>
+      </w:r>
+    </w:p>
+    <w:p>
+      <w:pPr>
+        <w:pBdr>
+          <w:left w:val="single" w:color="8C3B5A" w:sz="12" w:space="8"/>
+        </w:pBdr>
+        <w:spacing w:after="60"/>
+        <w:ind w:left="500"/>
+      </w:pPr>
+      <w:r>
+        <w:rPr>
+          <w:rFonts w:ascii="Calibri" w:cs="Calibri" w:eastAsia="Calibri" w:hAnsi="Calibri"/>
+          <w:sz w:val="22"/>
+          <w:szCs w:val="22"/>
+        </w:rPr>
+        <w:t xml:space="preserve">Bring your favorite bubbly. We’ll have the flutes ready. After you say “I do,” you pour, we toast, and we take the photo.</w:t>
+      </w:r>
+    </w:p>
+    <w:p>
+      <w:pPr>
+        <w:pBdr>
+          <w:left w:val="single" w:color="8C3B5A" w:sz="12" w:space="8"/>
+        </w:pBdr>
+        <w:spacing w:after="200"/>
+        <w:ind w:left="500"/>
+      </w:pPr>
+      <w:r>
+        <w:rPr>
+          <w:rFonts w:ascii="Calibri" w:cs="Calibri" w:eastAsia="Calibri" w:hAnsi="Calibri"/>
+          <w:sz w:val="22"/>
+          <w:szCs w:val="22"/>
+        </w:rPr>
+        <w:t xml:space="preserve">Included with every ceremony — just tell me when you book so I set out enough glasses.</w:t>
+      </w:r>
+    </w:p>
+    <w:p>
+      <w:pPr>
+        <w:spacing w:after="40" w:before="0"/>
+      </w:pPr>
+      <w:r>
+        <w:rPr>
+          <w:rFonts w:ascii="Calibri" w:cs="Calibri" w:eastAsia="Calibri" w:hAnsi="Calibri"/>
+          <w:b/>
+          <w:bCs/>
+          <w:color w:val="5A5A5A"/>
+          <w:sz w:val="18"/>
+          <w:szCs w:val="18"/>
+        </w:rPr>
+        <w:t xml:space="preserve">PACKAGES</w:t>
+      </w:r>
+    </w:p>
+    <w:p>
+      <w:pPr>
+        <w:pBdr>
+          <w:left w:val="single" w:color="8C3B5A" w:sz="12" w:space="8"/>
+        </w:pBdr>
+        <w:spacing w:after="60"/>
+        <w:ind w:left="500"/>
+      </w:pPr>
+      <w:r>
+        <w:rPr>
+          <w:rFonts w:ascii="Calibri" w:cs="Calibri" w:eastAsia="Calibri" w:hAnsi="Calibri"/>
+          <w:sz w:val="22"/>
+          <w:szCs w:val="22"/>
+        </w:rPr>
+        <w:t xml:space="preserve">Or grab a package and stop deciding.</w:t>
+      </w:r>
+    </w:p>
+    <w:p>
+      <w:pPr>
+        <w:pBdr>
+          <w:left w:val="single" w:color="8C3B5A" w:sz="12" w:space="8"/>
+        </w:pBdr>
+        <w:spacing w:after="60"/>
+        <w:ind w:left="500"/>
+      </w:pPr>
+      <w:r>
+        <w:rPr>
+          <w:rFonts w:ascii="Calibri" w:cs="Calibri" w:eastAsia="Calibri" w:hAnsi="Calibri"/>
+          <w:sz w:val="22"/>
+          <w:szCs w:val="22"/>
+        </w:rPr>
+        <w:t xml:space="preserve">Sweet Start · $75 — The cake, a set of 4 cookies, and your anniversary cookies in the mail a year from now. (Separately: $86.)</w:t>
+      </w:r>
+    </w:p>
+    <w:p>
+      <w:pPr>
+        <w:pBdr>
+          <w:left w:val="single" w:color="8C3B5A" w:sz="12" w:space="8"/>
+        </w:pBdr>
+        <w:spacing w:after="200"/>
+        <w:ind w:left="500"/>
+      </w:pPr>
+      <w:r>
+        <w:rPr>
+          <w:rFonts w:ascii="Calibri" w:cs="Calibri" w:eastAsia="Calibri" w:hAnsi="Calibri"/>
+          <w:sz w:val="22"/>
+          <w:szCs w:val="22"/>
+        </w:rPr>
+        <w:t xml:space="preserve">The Whole Moment · $199 — The Styled Backdrop, the cake, a set of 4 cookies, a 6-rose bouquet, a matching boutonniere, and your anniversary cookies. (Separately: $226.) Want 12 roses instead? Add $20.</w:t>
+      </w:r>
+    </w:p>
+    <w:p>
+      <w:pPr>
+        <w:spacing w:after="40" w:before="0"/>
+      </w:pPr>
+      <w:r>
+        <w:rPr>
+          <w:rFonts w:ascii="Calibri" w:cs="Calibri" w:eastAsia="Calibri" w:hAnsi="Calibri"/>
+          <w:b/>
+          <w:bCs/>
+          <w:color w:val="5A5A5A"/>
+          <w:sz w:val="18"/>
+          <w:szCs w:val="18"/>
+        </w:rPr>
+        <w:t xml:space="preserve">FINE PRINT + BUTTON</w:t>
+      </w:r>
+    </w:p>
+    <w:p>
+      <w:pPr>
+        <w:pBdr>
+          <w:left w:val="single" w:color="8C3B5A" w:sz="12" w:space="8"/>
+        </w:pBdr>
+        <w:spacing w:after="60"/>
+        <w:ind w:left="500"/>
+      </w:pPr>
+      <w:r>
+        <w:rPr>
+          <w:rFonts w:ascii="Calibri" w:cs="Calibri" w:eastAsia="Calibri" w:hAnsi="Calibri"/>
+          <w:sz w:val="22"/>
+          <w:szCs w:val="22"/>
+        </w:rPr>
+        <w:t xml:space="preserve">Choose your extras when you book, or add them any time up to 24 hours before your ceremony. Extras are added to your ceremony total.</w:t>
+      </w:r>
+    </w:p>
+    <w:p>
+      <w:pPr>
+        <w:pBdr>
+          <w:left w:val="single" w:color="8C3B5A" w:sz="12" w:space="8"/>
+        </w:pBdr>
+        <w:spacing w:after="200"/>
+        <w:ind w:left="500"/>
+      </w:pPr>
+      <w:r>
+        <w:rPr>
+          <w:rFonts w:ascii="Calibri" w:cs="Calibri" w:eastAsia="Calibri" w:hAnsi="Calibri"/>
+          <w:sz w:val="22"/>
+          <w:szCs w:val="22"/>
+        </w:rPr>
+        <w:t xml:space="preserve">[ Book &amp; Choose Your Extras ]</w:t>
+      </w:r>
+    </w:p>
+    <w:p>
+      <w:pPr>
+        <w:spacing w:after="160" w:before="0"/>
+      </w:pPr>
+      <w:r>
+        <w:rPr>
+          <w:rFonts w:ascii="Calibri" w:cs="Calibri" w:eastAsia="Calibri" w:hAnsi="Calibri"/>
+          <w:b/>
+          <w:bCs/>
+          <w:color w:val="5A5A5A"/>
+          <w:sz w:val="20"/>
+          <w:szCs w:val="20"/>
+        </w:rPr>
+        <w:t xml:space="preserve">Note: </w:t>
+      </w:r>
+      <w:r>
+        <w:rPr>
+          <w:rFonts w:ascii="Calibri" w:cs="Calibri" w:eastAsia="Calibri" w:hAnsi="Calibri"/>
+          <w:i/>
+          <w:iCs/>
+          <w:color w:val="5A5A5A"/>
+          <w:sz w:val="20"/>
+          <w:szCs w:val="20"/>
+        </w:rPr>
+        <w:t xml:space="preserve">This copy is already live in the site files (index, Services, and the Spanish page) as of September 9 — it is here for reference and so the Acuity descriptions match it word for word.</w:t>
+      </w:r>
+    </w:p>
+    <w:p>
+      <w:pPr>
+        <w:spacing w:after="160" w:before="0"/>
+      </w:pPr>
+      <w:r>
+        <w:rPr>
+          <w:rFonts w:ascii="Calibri" w:cs="Calibri" w:eastAsia="Calibri" w:hAnsi="Calibri"/>
+          <w:b/>
+          <w:bCs/>
+          <w:color w:val="5A5A5A"/>
+          <w:sz w:val="20"/>
+          <w:szCs w:val="20"/>
+        </w:rPr>
+        <w:t xml:space="preserve">Note: </w:t>
+      </w:r>
+      <w:r>
+        <w:rPr>
+          <w:rFonts w:ascii="Calibri" w:cs="Calibri" w:eastAsia="Calibri" w:hAnsi="Calibri"/>
+          <w:i/>
+          <w:iCs/>
+          <w:color w:val="5A5A5A"/>
+          <w:sz w:val="20"/>
+          <w:szCs w:val="20"/>
+        </w:rPr>
+        <w:t xml:space="preserve">The button links to the same Acuity scheduling page as your other Book buttons. No separate form, no separate link.</w:t>
+      </w:r>
+    </w:p>
+    <w:p>
+      <w:pPr>
+        <w:pStyle w:val="Heading1"/>
+        <w:spacing w:after="160" w:before="360"/>
+      </w:pPr>
+      <w:r>
+        <w:rPr>
+          <w:rFonts w:ascii="Calibri" w:cs="Calibri" w:eastAsia="Calibri" w:hAnsi="Calibri"/>
+          <w:b/>
+          <w:bCs/>
+          <w:color w:val="8C3B5A"/>
+          <w:sz w:val="32"/>
+          <w:szCs w:val="32"/>
+        </w:rPr>
+        <w:t xml:space="preserve">Part 4 — Decisions I made that you can change</w:t>
       </w:r>
     </w:p>
     <w:p>
@@ -4558,7 +4695,203 @@
         <w:pStyle w:val="ListParagraph"/>
         <w:numPr>
           <w:ilvl w:val="0"/>
-          <w:numId w:val="7"/>
+          <w:numId w:val="8"/>
+        </w:numPr>
+        <w:spacing w:after="80"/>
+      </w:pPr>
+      <w:r>
+        <w:rPr>
+          <w:rFonts w:ascii="Calibri" w:cs="Calibri" w:eastAsia="Calibri" w:hAnsi="Calibri"/>
+          <w:b/>
+          <w:bCs/>
+          <w:sz w:val="22"/>
+          <w:szCs w:val="22"/>
+        </w:rPr>
+        <w:t xml:space="preserve">Boutonniere at $15. </w:t>
+      </w:r>
+      <w:r>
+        <w:rPr>
+          <w:rFonts w:ascii="Calibri" w:cs="Calibri" w:eastAsia="Calibri" w:hAnsi="Calibri"/>
+          <w:sz w:val="22"/>
+          <w:szCs w:val="22"/>
+        </w:rPr>
+        <w:t xml:space="preserve">You didn’t set a price. Single-rose boutonnieres run $12–20 in Portland. Change it in Part 1, the Acuity table, and the website copy if you go different.</w:t>
+      </w:r>
+    </w:p>
+    <w:p>
+      <w:pPr>
+        <w:pStyle w:val="ListParagraph"/>
+        <w:numPr>
+          <w:ilvl w:val="0"/>
+          <w:numId w:val="8"/>
+        </w:numPr>
+        <w:spacing w:after="80"/>
+      </w:pPr>
+      <w:r>
+        <w:rPr>
+          <w:rFonts w:ascii="Calibri" w:cs="Calibri" w:eastAsia="Calibri" w:hAnsi="Calibri"/>
+          <w:b/>
+          <w:bCs/>
+          <w:sz w:val="22"/>
+          <w:szCs w:val="22"/>
+        </w:rPr>
+        <w:t xml:space="preserve">Anniversary Cookies at $12. </w:t>
+      </w:r>
+      <w:r>
+        <w:rPr>
+          <w:rFonts w:ascii="Calibri" w:cs="Calibri" w:eastAsia="Calibri" w:hAnsi="Calibri"/>
+          <w:sz w:val="22"/>
+          <w:szCs w:val="22"/>
+        </w:rPr>
+        <w:t xml:space="preserve">Priced as two cookies plus postage with room to spare. The real payoff is the touchpoint: the package arrives with a handwritten note and a link to leave a review or send a friend your way. That note is the highest-return piece of paper in this whole menu.</w:t>
+      </w:r>
+    </w:p>
+    <w:p>
+      <w:pPr>
+        <w:pStyle w:val="ListParagraph"/>
+        <w:numPr>
+          <w:ilvl w:val="0"/>
+          <w:numId w:val="8"/>
+        </w:numPr>
+        <w:spacing w:after="80"/>
+      </w:pPr>
+      <w:r>
+        <w:rPr>
+          <w:rFonts w:ascii="Calibri" w:cs="Calibri" w:eastAsia="Calibri" w:hAnsi="Calibri"/>
+          <w:b/>
+          <w:bCs/>
+          <w:sz w:val="22"/>
+          <w:szCs w:val="22"/>
+        </w:rPr>
+        <w:t xml:space="preserve">Styled Backdrop at $75 as an add-on, not a fourth appointment type. </w:t>
+      </w:r>
+      <w:r>
+        <w:rPr>
+          <w:rFonts w:ascii="Calibri" w:cs="Calibri" w:eastAsia="Calibri" w:hAnsi="Calibri"/>
+          <w:sz w:val="22"/>
+          <w:szCs w:val="22"/>
+        </w:rPr>
+        <w:t xml:space="preserve">One calendar, one toggle. If you ever want it to show as its own “Minute Chapel, Styled — $250” line on the booking page, create a duplicate appointment type at $250 with a $75 deposit and leave the add-on off it. I would not do that until the add-on has a few months of data.</w:t>
+      </w:r>
+    </w:p>
+    <w:p>
+      <w:pPr>
+        <w:pStyle w:val="ListParagraph"/>
+        <w:numPr>
+          <w:ilvl w:val="0"/>
+          <w:numId w:val="8"/>
+        </w:numPr>
+        <w:spacing w:after="80"/>
+      </w:pPr>
+      <w:r>
+        <w:rPr>
+          <w:rFonts w:ascii="Calibri" w:cs="Calibri" w:eastAsia="Calibri" w:hAnsi="Calibri"/>
+          <w:b/>
+          <w:bCs/>
+          <w:sz w:val="22"/>
+          <w:szCs w:val="22"/>
+        </w:rPr>
+        <w:t xml:space="preserve">Anniversary Cookies inside both packages. </w:t>
+      </w:r>
+      <w:r>
+        <w:rPr>
+          <w:rFonts w:ascii="Calibri" w:cs="Calibri" w:eastAsia="Calibri" w:hAnsi="Calibri"/>
+          <w:sz w:val="22"/>
+          <w:szCs w:val="22"/>
+        </w:rPr>
+        <w:t xml:space="preserve">If you would rather keep them à la carte only, drop Sweet Start to $65 and The Whole Moment to $189 and remove the add-on from Form E’s link list. I do not recommend it — the mailing is what makes the higher package price feel generous.</w:t>
+      </w:r>
+    </w:p>
+    <w:p>
+      <w:pPr>
+        <w:pStyle w:val="ListParagraph"/>
+        <w:numPr>
+          <w:ilvl w:val="0"/>
+          <w:numId w:val="8"/>
+        </w:numPr>
+        <w:spacing w:after="80"/>
+      </w:pPr>
+      <w:r>
+        <w:rPr>
+          <w:rFonts w:ascii="Calibri" w:cs="Calibri" w:eastAsia="Calibri" w:hAnsi="Calibri"/>
+          <w:b/>
+          <w:bCs/>
+          <w:sz w:val="22"/>
+          <w:szCs w:val="22"/>
+        </w:rPr>
+        <w:t xml:space="preserve">Set of 12 at $60, not $54. </w:t>
+      </w:r>
+      <w:r>
+        <w:rPr>
+          <w:rFonts w:ascii="Calibri" w:cs="Calibri" w:eastAsia="Calibri" w:hAnsi="Calibri"/>
+          <w:sz w:val="22"/>
+          <w:szCs w:val="22"/>
+        </w:rPr>
+        <w:t xml:space="preserve">$60 keeps a clean $5-per-cookie floor. If you want a “wow” number for the big set, $54 works; do not go below it.</w:t>
+      </w:r>
+    </w:p>
+    <w:p>
+      <w:pPr>
+        <w:pStyle w:val="ListParagraph"/>
+        <w:numPr>
+          <w:ilvl w:val="0"/>
+          <w:numId w:val="8"/>
+        </w:numPr>
+        <w:spacing w:after="80"/>
+      </w:pPr>
+      <w:r>
+        <w:rPr>
+          <w:rFonts w:ascii="Calibri" w:cs="Calibri" w:eastAsia="Calibri" w:hAnsi="Calibri"/>
+          <w:b/>
+          <w:bCs/>
+          <w:sz w:val="22"/>
+          <w:szCs w:val="22"/>
+        </w:rPr>
+        <w:t xml:space="preserve">Mixed designs in one set. </w:t>
+      </w:r>
+      <w:r>
+        <w:rPr>
+          <w:rFonts w:ascii="Calibri" w:cs="Calibri" w:eastAsia="Calibri" w:hAnsi="Calibri"/>
+          <w:sz w:val="22"/>
+          <w:szCs w:val="22"/>
+        </w:rPr>
+        <w:t xml:space="preserve">I assumed a couple can mix designs within a set and you split them evenly. If a set has to be one design, change Form A question 1 to a dropdown and drop question 3.</w:t>
+      </w:r>
+    </w:p>
+    <w:p>
+      <w:pPr>
+        <w:pStyle w:val="ListParagraph"/>
+        <w:numPr>
+          <w:ilvl w:val="0"/>
+          <w:numId w:val="8"/>
+        </w:numPr>
+        <w:spacing w:after="80"/>
+      </w:pPr>
+      <w:r>
+        <w:rPr>
+          <w:rFonts w:ascii="Calibri" w:cs="Calibri" w:eastAsia="Calibri" w:hAnsi="Calibri"/>
+          <w:b/>
+          <w:bCs/>
+          <w:sz w:val="22"/>
+          <w:szCs w:val="22"/>
+        </w:rPr>
+        <w:t xml:space="preserve">No alcohol provided or sold. </w:t>
+      </w:r>
+      <w:r>
+        <w:rPr>
+          <w:rFonts w:ascii="Calibri" w:cs="Calibri" w:eastAsia="Calibri" w:hAnsi="Calibri"/>
+          <w:sz w:val="22"/>
+          <w:szCs w:val="22"/>
+        </w:rPr>
+        <w:t xml:space="preserve">The toast is the couple’s bottle, your flutes, your pour, your photo. Keep it that way — it keeps you out of OLCC licensing entirely. If you ever want to provide the bottle, call OLCC first.</w:t>
+      </w:r>
+    </w:p>
+    <w:p>
+      <w:pPr>
+        <w:pStyle w:val="ListParagraph"/>
+        <w:numPr>
+          <w:ilvl w:val="0"/>
+          <w:numId w:val="8"/>
         </w:numPr>
         <w:spacing w:after="80"/>
       </w:pPr>
@@ -4816,6 +5149,12 @@
     </w:lvlOverride>
   </w:num>
   <w:num w:numId="7">
+    <w:abstractNumId w:val="3"/>
+    <w:lvlOverride w:ilvl="0">
+      <w:startOverride w:val="1"/>
+    </w:lvlOverride>
+  </w:num>
+  <w:num w:numId="8">
     <w:abstractNumId w:val="2"/>
     <w:lvlOverride w:ilvl="0">
       <w:startOverride w:val="1"/>
